--- a/word/temp.docx
+++ b/word/temp.docx
@@ -31,7 +31,7 @@
         <w:ind w:firstLineChars="0" w:firstLine="0"/>
         <w:jc w:val="center"/>
         <w:rPr>
-          <w:rFonts w:ascii="黑体" w:eastAsia="黑体" w:hAnsi="黑体"/>
+          <w:rFonts w:ascii="黑体" w:eastAsia="黑体" w:hAnsi="黑体" w:hint="eastAsia"/>
           <w:sz w:val="120"/>
         </w:rPr>
       </w:pPr>
@@ -96,7 +96,7 @@
           </mc:Choice>
           <mc:Fallback>
             <w:pict>
-              <v:line w14:anchorId="0158AC2B" id="直接连接符 4" o:spid="_x0000_s1026" style="position:absolute;z-index:251658752;visibility:visible;mso-wrap-style:square;mso-width-percent:0;mso-height-percent:0;mso-wrap-distance-left:3.17497mm;mso-wrap-distance-top:.3mm;mso-wrap-distance-right:3.17497mm;mso-wrap-distance-bottom:.3mm;mso-position-horizontal:absolute;mso-position-horizontal-relative:text;mso-position-vertical:absolute;mso-position-vertical-relative:text;mso-width-percent:0;mso-height-percent:0;mso-width-relative:page;mso-height-relative:page" from="90pt,46.8pt" to="90pt,46.8pt" o:gfxdata="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">
+              <v:line w14:anchorId="0158AC2B" id="直接连接符 4" o:spid="_x0000_s1026" style="position:absolute;z-index:251658752;visibility:visible;mso-wrap-style:square;mso-width-percent:0;mso-height-percent:0;mso-wrap-distance-left:3.17497mm;mso-wrap-distance-top:.3mm;mso-wrap-distance-right:3.17497mm;mso-wrap-distance-bottom:.3mm;mso-position-horizontal:absolute;mso-position-horizontal-relative:text;mso-position-vertical:absolute;mso-position-vertical-relative:text;mso-width-percent:0;mso-height-percent:0;mso-width-relative:page;mso-height-relative:page" from="90pt,46.8pt" to="90pt,46.8pt" o:gfxdata="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">
                 <o:lock v:ext="edit" shapetype="f"/>
               </v:line>
             </w:pict>
@@ -164,7 +164,7 @@
           </mc:Choice>
           <mc:Fallback>
             <w:pict>
-              <v:line w14:anchorId="6B17C7B4" id="直接连接符 5" o:spid="_x0000_s1026" style="position:absolute;z-index:251657728;visibility:visible;mso-wrap-style:square;mso-width-percent:0;mso-height-percent:0;mso-wrap-distance-left:3.17497mm;mso-wrap-distance-top:.3mm;mso-wrap-distance-right:3.17497mm;mso-wrap-distance-bottom:.3mm;mso-position-horizontal:absolute;mso-position-horizontal-relative:text;mso-position-vertical:absolute;mso-position-vertical-relative:text;mso-width-percent:0;mso-height-percent:0;mso-width-relative:page;mso-height-relative:page" from="90pt,46.8pt" to="90pt,46.8pt" o:gfxdata="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">
+              <v:line w14:anchorId="6B17C7B4" id="直接连接符 5" o:spid="_x0000_s1026" style="position:absolute;z-index:251657728;visibility:visible;mso-wrap-style:square;mso-width-percent:0;mso-height-percent:0;mso-wrap-distance-left:3.17497mm;mso-wrap-distance-top:.3mm;mso-wrap-distance-right:3.17497mm;mso-wrap-distance-bottom:.3mm;mso-position-horizontal:absolute;mso-position-horizontal-relative:text;mso-position-vertical:absolute;mso-position-vertical-relative:text;mso-width-percent:0;mso-height-percent:0;mso-width-relative:page;mso-height-relative:page" from="90pt,46.8pt" to="90pt,46.8pt" o:gfxdata="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">
                 <o:lock v:ext="edit" shapetype="f"/>
               </v:line>
             </w:pict>
@@ -246,7 +246,7 @@
         <w:spacing w:line="380" w:lineRule="exact"/>
         <w:ind w:firstLine="600"/>
         <w:rPr>
-          <w:rFonts w:ascii="宋体" w:hAnsi="宋体"/>
+          <w:rFonts w:ascii="宋体" w:hAnsi="宋体" w:hint="eastAsia"/>
           <w:sz w:val="30"/>
         </w:rPr>
       </w:pPr>
@@ -333,7 +333,7 @@
         <w:spacing w:line="380" w:lineRule="exact"/>
         <w:ind w:firstLine="600"/>
         <w:rPr>
-          <w:rFonts w:ascii="宋体" w:hAnsi="宋体"/>
+          <w:rFonts w:ascii="宋体" w:hAnsi="宋体" w:hint="eastAsia"/>
           <w:sz w:val="30"/>
         </w:rPr>
       </w:pPr>
@@ -343,7 +343,7 @@
         <w:spacing w:line="380" w:lineRule="exact"/>
         <w:ind w:firstLine="600"/>
         <w:rPr>
-          <w:rFonts w:ascii="宋体" w:hAnsi="宋体"/>
+          <w:rFonts w:ascii="宋体" w:hAnsi="宋体" w:hint="eastAsia"/>
           <w:sz w:val="30"/>
         </w:rPr>
       </w:pPr>
@@ -353,7 +353,7 @@
         <w:spacing w:line="380" w:lineRule="exact"/>
         <w:ind w:firstLine="600"/>
         <w:rPr>
-          <w:rFonts w:ascii="宋体" w:hAnsi="宋体"/>
+          <w:rFonts w:ascii="宋体" w:hAnsi="宋体" w:hint="eastAsia"/>
           <w:color w:val="FF0000"/>
           <w:sz w:val="30"/>
         </w:rPr>
@@ -556,7 +556,7 @@
         <w:spacing w:line="380" w:lineRule="exact"/>
         <w:ind w:firstLine="600"/>
         <w:rPr>
-          <w:rFonts w:ascii="宋体" w:hAnsi="宋体"/>
+          <w:rFonts w:ascii="宋体" w:hAnsi="宋体" w:hint="eastAsia"/>
           <w:sz w:val="30"/>
         </w:rPr>
       </w:pPr>
@@ -566,7 +566,7 @@
         <w:spacing w:line="380" w:lineRule="exact"/>
         <w:ind w:firstLine="600"/>
         <w:rPr>
-          <w:rFonts w:ascii="宋体" w:hAnsi="宋体"/>
+          <w:rFonts w:ascii="宋体" w:hAnsi="宋体" w:hint="eastAsia"/>
           <w:sz w:val="30"/>
         </w:rPr>
       </w:pPr>
@@ -576,7 +576,7 @@
         <w:spacing w:line="380" w:lineRule="exact"/>
         <w:ind w:firstLine="600"/>
         <w:rPr>
-          <w:rFonts w:ascii="宋体" w:hAnsi="宋体"/>
+          <w:rFonts w:ascii="宋体" w:hAnsi="宋体" w:hint="eastAsia"/>
           <w:sz w:val="30"/>
         </w:rPr>
       </w:pPr>
@@ -722,7 +722,7 @@
         <w:spacing w:line="380" w:lineRule="exact"/>
         <w:ind w:firstLine="600"/>
         <w:rPr>
-          <w:rFonts w:ascii="宋体" w:hAnsi="宋体"/>
+          <w:rFonts w:ascii="宋体" w:hAnsi="宋体" w:hint="eastAsia"/>
           <w:sz w:val="30"/>
         </w:rPr>
       </w:pPr>
@@ -732,7 +732,7 @@
         <w:spacing w:line="380" w:lineRule="exact"/>
         <w:ind w:firstLine="600"/>
         <w:rPr>
-          <w:rFonts w:ascii="宋体" w:hAnsi="宋体"/>
+          <w:rFonts w:ascii="宋体" w:hAnsi="宋体" w:hint="eastAsia"/>
           <w:sz w:val="30"/>
         </w:rPr>
       </w:pPr>
@@ -742,7 +742,7 @@
         <w:spacing w:line="380" w:lineRule="exact"/>
         <w:ind w:firstLine="600"/>
         <w:rPr>
-          <w:rFonts w:ascii="宋体" w:hAnsi="宋体"/>
+          <w:rFonts w:ascii="宋体" w:hAnsi="宋体" w:hint="eastAsia"/>
           <w:sz w:val="30"/>
         </w:rPr>
       </w:pPr>
@@ -879,7 +879,7 @@
         <w:spacing w:line="380" w:lineRule="exact"/>
         <w:ind w:firstLine="600"/>
         <w:rPr>
-          <w:rFonts w:ascii="宋体" w:hAnsi="宋体"/>
+          <w:rFonts w:ascii="宋体" w:hAnsi="宋体" w:hint="eastAsia"/>
           <w:sz w:val="30"/>
         </w:rPr>
       </w:pPr>
@@ -889,7 +889,7 @@
         <w:spacing w:line="380" w:lineRule="exact"/>
         <w:ind w:firstLine="600"/>
         <w:rPr>
-          <w:rFonts w:ascii="宋体" w:hAnsi="宋体"/>
+          <w:rFonts w:ascii="宋体" w:hAnsi="宋体" w:hint="eastAsia"/>
           <w:sz w:val="30"/>
         </w:rPr>
       </w:pPr>
@@ -899,7 +899,7 @@
         <w:spacing w:line="380" w:lineRule="exact"/>
         <w:ind w:firstLine="600"/>
         <w:rPr>
-          <w:rFonts w:ascii="宋体" w:hAnsi="宋体"/>
+          <w:rFonts w:ascii="宋体" w:hAnsi="宋体" w:hint="eastAsia"/>
           <w:sz w:val="30"/>
         </w:rPr>
       </w:pPr>
@@ -1022,7 +1022,7 @@
         <w:spacing w:line="380" w:lineRule="exact"/>
         <w:ind w:firstLine="600"/>
         <w:rPr>
-          <w:rFonts w:ascii="宋体" w:hAnsi="宋体"/>
+          <w:rFonts w:ascii="宋体" w:hAnsi="宋体" w:hint="eastAsia"/>
           <w:sz w:val="30"/>
         </w:rPr>
       </w:pPr>
@@ -1032,7 +1032,7 @@
         <w:spacing w:line="380" w:lineRule="exact"/>
         <w:ind w:firstLine="600"/>
         <w:rPr>
-          <w:rFonts w:ascii="宋体" w:hAnsi="宋体"/>
+          <w:rFonts w:ascii="宋体" w:hAnsi="宋体" w:hint="eastAsia"/>
           <w:sz w:val="30"/>
         </w:rPr>
       </w:pPr>
@@ -1042,7 +1042,7 @@
         <w:spacing w:line="380" w:lineRule="exact"/>
         <w:ind w:firstLine="600"/>
         <w:rPr>
-          <w:rFonts w:ascii="宋体" w:hAnsi="宋体"/>
+          <w:rFonts w:ascii="宋体" w:hAnsi="宋体" w:hint="eastAsia"/>
           <w:sz w:val="30"/>
         </w:rPr>
       </w:pPr>
@@ -1179,7 +1179,7 @@
         <w:spacing w:line="380" w:lineRule="exact"/>
         <w:ind w:firstLine="600"/>
         <w:rPr>
-          <w:rFonts w:ascii="宋体" w:hAnsi="宋体"/>
+          <w:rFonts w:ascii="宋体" w:hAnsi="宋体" w:hint="eastAsia"/>
           <w:sz w:val="30"/>
         </w:rPr>
       </w:pPr>
@@ -1189,7 +1189,7 @@
         <w:spacing w:line="380" w:lineRule="exact"/>
         <w:ind w:firstLine="600"/>
         <w:rPr>
-          <w:rFonts w:ascii="宋体" w:hAnsi="宋体"/>
+          <w:rFonts w:ascii="宋体" w:hAnsi="宋体" w:hint="eastAsia"/>
           <w:sz w:val="30"/>
         </w:rPr>
       </w:pPr>
@@ -1199,7 +1199,7 @@
         <w:spacing w:line="380" w:lineRule="exact"/>
         <w:ind w:firstLine="600"/>
         <w:rPr>
-          <w:rFonts w:ascii="宋体" w:hAnsi="宋体"/>
+          <w:rFonts w:ascii="宋体" w:hAnsi="宋体" w:hint="eastAsia"/>
           <w:sz w:val="30"/>
         </w:rPr>
       </w:pPr>
@@ -1510,7 +1510,7 @@
         <w:spacing w:line="380" w:lineRule="exact"/>
         <w:ind w:firstLine="600"/>
         <w:rPr>
-          <w:rFonts w:ascii="宋体" w:hAnsi="宋体"/>
+          <w:rFonts w:ascii="宋体" w:hAnsi="宋体" w:hint="eastAsia"/>
           <w:sz w:val="30"/>
         </w:rPr>
       </w:pPr>
@@ -1527,7 +1527,7 @@
         <w:spacing w:line="380" w:lineRule="exact"/>
         <w:ind w:firstLine="600"/>
         <w:rPr>
-          <w:rFonts w:ascii="宋体" w:hAnsi="宋体"/>
+          <w:rFonts w:ascii="宋体" w:hAnsi="宋体" w:hint="eastAsia"/>
           <w:sz w:val="30"/>
         </w:rPr>
       </w:pPr>
@@ -1544,7 +1544,7 @@
         <w:spacing w:line="380" w:lineRule="exact"/>
         <w:ind w:firstLine="600"/>
         <w:rPr>
-          <w:rFonts w:ascii="宋体" w:hAnsi="宋体"/>
+          <w:rFonts w:ascii="宋体" w:hAnsi="宋体" w:hint="eastAsia"/>
           <w:sz w:val="30"/>
         </w:rPr>
       </w:pPr>
@@ -1661,7 +1661,7 @@
         <w:spacing w:line="380" w:lineRule="exact"/>
         <w:ind w:firstLine="480"/>
         <w:rPr>
-          <w:rFonts w:ascii="宋体" w:hAnsi="宋体"/>
+          <w:rFonts w:ascii="宋体" w:hAnsi="宋体" w:hint="eastAsia"/>
         </w:rPr>
       </w:pPr>
     </w:p>
@@ -1693,60 +1693,78 @@
     </w:p>
     <w:p>
       <w:pPr>
-        <w:ind w:firstLine="640"/>
+        <w:ind w:firstLine="480"/>
         <w:jc w:val="center"/>
         <w:rPr>
           <w:rFonts w:eastAsia="黑体"/>
-          <w:sz w:val="32"/>
-        </w:rPr>
-      </w:pPr>
-      <w:r>
-        <w:rPr>
-          <w:rFonts w:eastAsia="黑体" w:hint="eastAsia"/>
-          <w:sz w:val="32"/>
-        </w:rPr>
-        <w:t>说</w:t>
-      </w:r>
-      <w:r>
-        <w:rPr>
-          <w:rFonts w:eastAsia="黑体" w:hint="eastAsia"/>
-          <w:sz w:val="32"/>
-        </w:rPr>
-        <w:t xml:space="preserve">  </w:t>
-      </w:r>
-      <w:r>
-        <w:rPr>
-          <w:rFonts w:eastAsia="黑体" w:hint="eastAsia"/>
-          <w:sz w:val="32"/>
-        </w:rPr>
-        <w:t>明</w:t>
-      </w:r>
-    </w:p>
-    <w:p>
-      <w:pPr>
-        <w:ind w:firstLine="734"/>
-        <w:jc w:val="center"/>
-        <w:rPr>
-          <w:b/>
-          <w:bCs/>
-          <w:sz w:val="36"/>
         </w:rPr>
       </w:pPr>
     </w:p>
     <w:p>
       <w:pPr>
-        <w:ind w:firstLine="734"/>
+        <w:ind w:firstLine="480"/>
         <w:jc w:val="center"/>
         <w:rPr>
-          <w:b/>
-          <w:bCs/>
-          <w:sz w:val="36"/>
+          <w:rFonts w:eastAsia="黑体" w:hint="eastAsia"/>
         </w:rPr>
       </w:pPr>
     </w:p>
     <w:p>
       <w:pPr>
-        <w:ind w:firstLine="734"/>
+        <w:ind w:firstLine="640"/>
+        <w:jc w:val="center"/>
+        <w:rPr>
+          <w:rFonts w:eastAsia="黑体"/>
+          <w:sz w:val="32"/>
+        </w:rPr>
+      </w:pPr>
+      <w:r>
+        <w:rPr>
+          <w:rFonts w:eastAsia="黑体" w:hint="eastAsia"/>
+          <w:sz w:val="32"/>
+        </w:rPr>
+        <w:t>说</w:t>
+      </w:r>
+      <w:r>
+        <w:rPr>
+          <w:rFonts w:eastAsia="黑体" w:hint="eastAsia"/>
+          <w:sz w:val="32"/>
+        </w:rPr>
+        <w:t xml:space="preserve">  </w:t>
+      </w:r>
+      <w:r>
+        <w:rPr>
+          <w:rFonts w:eastAsia="黑体" w:hint="eastAsia"/>
+          <w:sz w:val="32"/>
+        </w:rPr>
+        <w:t>明</w:t>
+      </w:r>
+    </w:p>
+    <w:p>
+      <w:pPr>
+        <w:ind w:firstLine="723"/>
+        <w:jc w:val="center"/>
+        <w:rPr>
+          <w:b/>
+          <w:bCs/>
+          <w:sz w:val="36"/>
+        </w:rPr>
+      </w:pPr>
+    </w:p>
+    <w:p>
+      <w:pPr>
+        <w:ind w:firstLine="723"/>
+        <w:jc w:val="center"/>
+        <w:rPr>
+          <w:b/>
+          <w:bCs/>
+          <w:sz w:val="36"/>
+        </w:rPr>
+      </w:pPr>
+    </w:p>
+    <w:p>
+      <w:pPr>
+        <w:ind w:firstLine="723"/>
         <w:jc w:val="center"/>
         <w:rPr>
           <w:b/>
@@ -1840,16 +1858,6 @@
         </w:rPr>
         <w:t>三、收藏单位应将有关藏品的其它材料，如藏品鉴定证明、修复复制记录、器物构造图、花纹展开图、复制品、幻灯片、录音录像带、电影胶片等一并存档。（档案内所列项目的数据标号请参照国家文物局《博物馆藏品信息指标著录规范》）</w:t>
       </w:r>
-    </w:p>
-    <w:p>
-      <w:pPr>
-        <w:ind w:firstLine="480"/>
-      </w:pPr>
-    </w:p>
-    <w:p>
-      <w:pPr>
-        <w:ind w:firstLine="480"/>
-      </w:pPr>
     </w:p>
     <w:p>
       <w:pPr>
@@ -1966,7 +1974,7 @@
               <w:ind w:firstLineChars="0" w:firstLine="0"/>
               <w:jc w:val="center"/>
               <w:rPr>
-                <w:rFonts w:ascii="宋体" w:hAnsi="宋体"/>
+                <w:rFonts w:ascii="宋体" w:hAnsi="宋体" w:hint="eastAsia"/>
               </w:rPr>
             </w:pPr>
             <w:r>
@@ -2000,7 +2008,7 @@
             <w:pPr>
               <w:ind w:firstLineChars="0" w:firstLine="0"/>
               <w:rPr>
-                <w:rFonts w:ascii="宋体" w:hAnsi="宋体"/>
+                <w:rFonts w:ascii="宋体" w:hAnsi="宋体" w:hint="eastAsia"/>
                 <w:color w:val="000000" w:themeColor="text1"/>
               </w:rPr>
             </w:pPr>
@@ -2068,7 +2076,7 @@
               <w:ind w:firstLineChars="0" w:firstLine="0"/>
               <w:jc w:val="center"/>
               <w:rPr>
-                <w:rFonts w:ascii="宋体" w:hAnsi="宋体"/>
+                <w:rFonts w:ascii="宋体" w:hAnsi="宋体" w:hint="eastAsia"/>
               </w:rPr>
             </w:pPr>
             <w:r>
@@ -2101,7 +2109,7 @@
             <w:pPr>
               <w:ind w:firstLineChars="0" w:firstLine="0"/>
               <w:rPr>
-                <w:rFonts w:ascii="宋体" w:hAnsi="宋体"/>
+                <w:rFonts w:ascii="宋体" w:hAnsi="宋体" w:hint="eastAsia"/>
               </w:rPr>
             </w:pPr>
           </w:p>
@@ -2125,7 +2133,7 @@
               <w:ind w:firstLineChars="0" w:firstLine="0"/>
               <w:jc w:val="center"/>
               <w:rPr>
-                <w:rFonts w:ascii="宋体" w:hAnsi="宋体"/>
+                <w:rFonts w:ascii="宋体" w:hAnsi="宋体" w:hint="eastAsia"/>
               </w:rPr>
             </w:pPr>
             <w:r>
@@ -2158,7 +2166,7 @@
             <w:pPr>
               <w:ind w:firstLineChars="0" w:firstLine="0"/>
               <w:rPr>
-                <w:rFonts w:ascii="宋体" w:hAnsi="宋体"/>
+                <w:rFonts w:ascii="宋体" w:hAnsi="宋体" w:hint="eastAsia"/>
                 <w:color w:val="000000" w:themeColor="text1"/>
               </w:rPr>
             </w:pPr>
@@ -2226,7 +2234,7 @@
               <w:ind w:firstLineChars="0" w:firstLine="0"/>
               <w:jc w:val="center"/>
               <w:rPr>
-                <w:rFonts w:ascii="宋体" w:hAnsi="宋体"/>
+                <w:rFonts w:ascii="宋体" w:hAnsi="宋体" w:hint="eastAsia"/>
               </w:rPr>
             </w:pPr>
             <w:r>
@@ -2259,7 +2267,7 @@
             <w:pPr>
               <w:ind w:firstLineChars="0" w:firstLine="0"/>
               <w:rPr>
-                <w:rFonts w:ascii="宋体" w:hAnsi="宋体"/>
+                <w:rFonts w:ascii="宋体" w:hAnsi="宋体" w:hint="eastAsia"/>
               </w:rPr>
             </w:pPr>
           </w:p>
@@ -2283,7 +2291,7 @@
               <w:ind w:firstLineChars="0" w:firstLine="0"/>
               <w:jc w:val="center"/>
               <w:rPr>
-                <w:rFonts w:ascii="宋体" w:hAnsi="宋体"/>
+                <w:rFonts w:ascii="宋体" w:hAnsi="宋体" w:hint="eastAsia"/>
               </w:rPr>
             </w:pPr>
             <w:r>
@@ -2304,7 +2312,7 @@
             <w:pPr>
               <w:ind w:firstLineChars="0" w:firstLine="0"/>
               <w:rPr>
-                <w:rFonts w:ascii="宋体" w:hAnsi="宋体"/>
+                <w:rFonts w:ascii="宋体" w:hAnsi="宋体" w:hint="eastAsia"/>
               </w:rPr>
             </w:pPr>
             <w:r>
@@ -2344,7 +2352,7 @@
               <w:ind w:firstLineChars="0" w:firstLine="0"/>
               <w:jc w:val="center"/>
               <w:rPr>
-                <w:rFonts w:ascii="宋体" w:hAnsi="宋体"/>
+                <w:rFonts w:ascii="宋体" w:hAnsi="宋体" w:hint="eastAsia"/>
               </w:rPr>
             </w:pPr>
             <w:r>
@@ -2377,7 +2385,7 @@
             <w:pPr>
               <w:ind w:firstLineChars="0" w:firstLine="0"/>
               <w:rPr>
-                <w:rFonts w:ascii="宋体" w:hAnsi="宋体"/>
+                <w:rFonts w:ascii="宋体" w:hAnsi="宋体" w:hint="eastAsia"/>
                 <w:color w:val="000000" w:themeColor="text1"/>
               </w:rPr>
             </w:pPr>
@@ -2504,7 +2512,7 @@
               <w:ind w:firstLineChars="0" w:firstLine="0"/>
               <w:jc w:val="center"/>
               <w:rPr>
-                <w:rFonts w:ascii="宋体" w:hAnsi="宋体"/>
+                <w:rFonts w:ascii="宋体" w:hAnsi="宋体" w:hint="eastAsia"/>
               </w:rPr>
             </w:pPr>
             <w:r>
@@ -2537,7 +2545,7 @@
             <w:pPr>
               <w:ind w:firstLineChars="0" w:firstLine="0"/>
               <w:rPr>
-                <w:rFonts w:ascii="宋体" w:hAnsi="宋体"/>
+                <w:rFonts w:ascii="宋体" w:hAnsi="宋体" w:hint="eastAsia"/>
                 <w:color w:val="000000" w:themeColor="text1"/>
               </w:rPr>
             </w:pPr>
@@ -2605,7 +2613,7 @@
               <w:ind w:firstLineChars="0" w:firstLine="0"/>
               <w:jc w:val="center"/>
               <w:rPr>
-                <w:rFonts w:ascii="宋体" w:hAnsi="宋体"/>
+                <w:rFonts w:ascii="宋体" w:hAnsi="宋体" w:hint="eastAsia"/>
               </w:rPr>
             </w:pPr>
             <w:r>
@@ -2639,7 +2647,7 @@
               <w:ind w:firstLineChars="0" w:firstLine="0"/>
               <w:jc w:val="center"/>
               <w:rPr>
-                <w:rFonts w:ascii="宋体" w:hAnsi="宋体"/>
+                <w:rFonts w:ascii="宋体" w:hAnsi="宋体" w:hint="eastAsia"/>
               </w:rPr>
             </w:pPr>
           </w:p>
@@ -2654,7 +2662,7 @@
               <w:ind w:firstLineChars="0" w:firstLine="0"/>
               <w:jc w:val="center"/>
               <w:rPr>
-                <w:rFonts w:ascii="宋体" w:hAnsi="宋体"/>
+                <w:rFonts w:ascii="宋体" w:hAnsi="宋体" w:hint="eastAsia"/>
               </w:rPr>
             </w:pPr>
             <w:r>
@@ -2688,7 +2696,7 @@
               <w:ind w:firstLineChars="0" w:firstLine="0"/>
               <w:jc w:val="center"/>
               <w:rPr>
-                <w:rFonts w:ascii="宋体" w:hAnsi="宋体"/>
+                <w:rFonts w:ascii="宋体" w:hAnsi="宋体" w:hint="eastAsia"/>
               </w:rPr>
             </w:pPr>
           </w:p>
@@ -2712,7 +2720,7 @@
               <w:ind w:firstLineChars="0" w:firstLine="0"/>
               <w:jc w:val="center"/>
               <w:rPr>
-                <w:rFonts w:ascii="宋体" w:hAnsi="宋体"/>
+                <w:rFonts w:ascii="宋体" w:hAnsi="宋体" w:hint="eastAsia"/>
               </w:rPr>
             </w:pPr>
             <w:r>
@@ -2734,7 +2742,7 @@
               <w:ind w:firstLineChars="0" w:firstLine="0"/>
               <w:jc w:val="center"/>
               <w:rPr>
-                <w:rFonts w:ascii="宋体" w:hAnsi="宋体"/>
+                <w:rFonts w:ascii="宋体" w:hAnsi="宋体" w:hint="eastAsia"/>
               </w:rPr>
             </w:pPr>
           </w:p>
@@ -2756,23 +2764,23 @@
             <w:pPr>
               <w:ind w:firstLineChars="0" w:firstLine="0"/>
               <w:rPr>
-                <w:rFonts w:ascii="宋体" w:hAnsi="宋体"/>
-              </w:rPr>
-            </w:pPr>
-          </w:p>
-          <w:p>
-            <w:pPr>
-              <w:ind w:firstLineChars="0" w:firstLine="0"/>
-              <w:rPr>
-                <w:rFonts w:ascii="宋体" w:hAnsi="宋体"/>
-              </w:rPr>
-            </w:pPr>
-          </w:p>
-          <w:p>
-            <w:pPr>
-              <w:ind w:firstLineChars="0" w:firstLine="0"/>
-              <w:rPr>
-                <w:rFonts w:ascii="宋体" w:hAnsi="宋体"/>
+                <w:rFonts w:ascii="宋体" w:hAnsi="宋体" w:hint="eastAsia"/>
+              </w:rPr>
+            </w:pPr>
+          </w:p>
+          <w:p>
+            <w:pPr>
+              <w:ind w:firstLineChars="0" w:firstLine="0"/>
+              <w:rPr>
+                <w:rFonts w:ascii="宋体" w:hAnsi="宋体" w:hint="eastAsia"/>
+              </w:rPr>
+            </w:pPr>
+          </w:p>
+          <w:p>
+            <w:pPr>
+              <w:ind w:firstLineChars="0" w:firstLine="0"/>
+              <w:rPr>
+                <w:rFonts w:ascii="宋体" w:hAnsi="宋体" w:hint="eastAsia"/>
               </w:rPr>
             </w:pPr>
             <w:r>
@@ -2786,47 +2794,47 @@
             <w:pPr>
               <w:ind w:firstLineChars="0" w:firstLine="0"/>
               <w:rPr>
-                <w:rFonts w:ascii="宋体" w:hAnsi="宋体"/>
-              </w:rPr>
-            </w:pPr>
-          </w:p>
-          <w:p>
-            <w:pPr>
-              <w:ind w:firstLineChars="0" w:firstLine="0"/>
-              <w:rPr>
-                <w:rFonts w:ascii="宋体" w:hAnsi="宋体"/>
-              </w:rPr>
-            </w:pPr>
-          </w:p>
-          <w:p>
-            <w:pPr>
-              <w:ind w:firstLineChars="0" w:firstLine="0"/>
-              <w:rPr>
-                <w:rFonts w:ascii="宋体" w:hAnsi="宋体"/>
-              </w:rPr>
-            </w:pPr>
-          </w:p>
-          <w:p>
-            <w:pPr>
-              <w:ind w:firstLineChars="0" w:firstLine="0"/>
-              <w:rPr>
-                <w:rFonts w:ascii="宋体" w:hAnsi="宋体"/>
-              </w:rPr>
-            </w:pPr>
-          </w:p>
-          <w:p>
-            <w:pPr>
-              <w:ind w:firstLineChars="0" w:firstLine="0"/>
-              <w:rPr>
-                <w:rFonts w:ascii="宋体" w:hAnsi="宋体"/>
-              </w:rPr>
-            </w:pPr>
-          </w:p>
-          <w:p>
-            <w:pPr>
-              <w:ind w:firstLineChars="0" w:firstLine="0"/>
-              <w:rPr>
-                <w:rFonts w:ascii="宋体" w:hAnsi="宋体"/>
+                <w:rFonts w:ascii="宋体" w:hAnsi="宋体" w:hint="eastAsia"/>
+              </w:rPr>
+            </w:pPr>
+          </w:p>
+          <w:p>
+            <w:pPr>
+              <w:ind w:firstLineChars="0" w:firstLine="0"/>
+              <w:rPr>
+                <w:rFonts w:ascii="宋体" w:hAnsi="宋体" w:hint="eastAsia"/>
+              </w:rPr>
+            </w:pPr>
+          </w:p>
+          <w:p>
+            <w:pPr>
+              <w:ind w:firstLineChars="0" w:firstLine="0"/>
+              <w:rPr>
+                <w:rFonts w:ascii="宋体" w:hAnsi="宋体" w:hint="eastAsia"/>
+              </w:rPr>
+            </w:pPr>
+          </w:p>
+          <w:p>
+            <w:pPr>
+              <w:ind w:firstLineChars="0" w:firstLine="0"/>
+              <w:rPr>
+                <w:rFonts w:ascii="宋体" w:hAnsi="宋体" w:hint="eastAsia"/>
+              </w:rPr>
+            </w:pPr>
+          </w:p>
+          <w:p>
+            <w:pPr>
+              <w:ind w:firstLineChars="0" w:firstLine="0"/>
+              <w:rPr>
+                <w:rFonts w:ascii="宋体" w:hAnsi="宋体" w:hint="eastAsia"/>
+              </w:rPr>
+            </w:pPr>
+          </w:p>
+          <w:p>
+            <w:pPr>
+              <w:ind w:firstLineChars="0" w:firstLine="0"/>
+              <w:rPr>
+                <w:rFonts w:ascii="宋体" w:hAnsi="宋体" w:hint="eastAsia"/>
               </w:rPr>
             </w:pPr>
             <w:r>
@@ -2846,7 +2854,7 @@
             <w:pPr>
               <w:ind w:firstLineChars="0" w:firstLine="0"/>
               <w:rPr>
-                <w:rFonts w:ascii="宋体" w:hAnsi="宋体"/>
+                <w:rFonts w:ascii="宋体" w:hAnsi="宋体" w:hint="eastAsia"/>
                 <w:color w:val="000000" w:themeColor="text1"/>
                 <w:u w:val="dotted"/>
               </w:rPr>
@@ -2913,7 +2921,7 @@
             <w:pPr>
               <w:ind w:firstLineChars="0" w:firstLine="0"/>
               <w:rPr>
-                <w:rFonts w:ascii="宋体" w:hAnsi="宋体"/>
+                <w:rFonts w:ascii="宋体" w:hAnsi="宋体" w:hint="eastAsia"/>
                 <w:color w:val="000000" w:themeColor="text1"/>
                 <w:u w:val="dotted"/>
               </w:rPr>
@@ -2923,7 +2931,7 @@
             <w:pPr>
               <w:ind w:firstLineChars="0" w:firstLine="0"/>
               <w:rPr>
-                <w:rFonts w:ascii="宋体" w:hAnsi="宋体"/>
+                <w:rFonts w:ascii="宋体" w:hAnsi="宋体" w:hint="eastAsia"/>
                 <w:u w:val="dotted"/>
               </w:rPr>
             </w:pPr>
@@ -2974,7 +2982,7 @@
             <w:pPr>
               <w:ind w:firstLineChars="0" w:firstLine="0"/>
               <w:rPr>
-                <w:rFonts w:ascii="宋体" w:hAnsi="宋体"/>
+                <w:rFonts w:ascii="宋体" w:hAnsi="宋体" w:hint="eastAsia"/>
                 <w:u w:val="dotted"/>
               </w:rPr>
             </w:pPr>
@@ -3039,7 +3047,7 @@
                 </mc:Choice>
                 <mc:Fallback>
                   <w:pict>
-                    <v:line w14:anchorId="4BA99267" id="直接连接符 6" o:spid="_x0000_s1026" style="position:absolute;z-index:251656704;visibility:visible;mso-wrap-style:square;mso-width-percent:0;mso-height-percent:0;mso-wrap-distance-left:3.17497mm;mso-wrap-distance-top:.3mm;mso-wrap-distance-right:3.17497mm;mso-wrap-distance-bottom:.3mm;mso-position-horizontal:absolute;mso-position-horizontal-relative:text;mso-position-vertical:absolute;mso-position-vertical-relative:text;mso-width-percent:0;mso-height-percent:0;mso-width-relative:page;mso-height-relative:page" from="2.85pt,3.7pt" to="2.85pt,3.7pt" o:gfxdata="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">
+                    <v:line w14:anchorId="4BA99267" id="直接连接符 6" o:spid="_x0000_s1026" style="position:absolute;z-index:251656704;visibility:visible;mso-wrap-style:square;mso-width-percent:0;mso-height-percent:0;mso-wrap-distance-left:3.17497mm;mso-wrap-distance-top:.3mm;mso-wrap-distance-right:3.17497mm;mso-wrap-distance-bottom:.3mm;mso-position-horizontal:absolute;mso-position-horizontal-relative:text;mso-position-vertical:absolute;mso-position-vertical-relative:text;mso-width-percent:0;mso-height-percent:0;mso-width-relative:page;mso-height-relative:page" from="2.85pt,3.7pt" to="2.85pt,3.7pt" o:gfxdata="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">
                       <o:lock v:ext="edit" shapetype="f"/>
                     </v:line>
                   </w:pict>
@@ -3093,7 +3101,7 @@
             <w:pPr>
               <w:ind w:firstLineChars="0" w:firstLine="0"/>
               <w:rPr>
-                <w:rFonts w:ascii="宋体" w:hAnsi="宋体"/>
+                <w:rFonts w:ascii="宋体" w:hAnsi="宋体" w:hint="eastAsia"/>
                 <w:u w:val="dotted"/>
               </w:rPr>
             </w:pPr>
@@ -3144,7 +3152,7 @@
             <w:pPr>
               <w:ind w:firstLineChars="0" w:firstLine="0"/>
               <w:rPr>
-                <w:rFonts w:ascii="宋体" w:hAnsi="宋体"/>
+                <w:rFonts w:ascii="宋体" w:hAnsi="宋体" w:hint="eastAsia"/>
                 <w:u w:val="dotted"/>
               </w:rPr>
             </w:pPr>
@@ -3195,7 +3203,7 @@
             <w:pPr>
               <w:ind w:firstLineChars="0" w:firstLine="0"/>
               <w:rPr>
-                <w:rFonts w:ascii="宋体" w:hAnsi="宋体"/>
+                <w:rFonts w:ascii="宋体" w:hAnsi="宋体" w:hint="eastAsia"/>
                 <w:u w:val="dotted"/>
               </w:rPr>
             </w:pPr>
@@ -3245,7 +3253,7 @@
             <w:pPr>
               <w:ind w:firstLineChars="0" w:firstLine="0"/>
               <w:rPr>
-                <w:rFonts w:ascii="宋体" w:hAnsi="宋体"/>
+                <w:rFonts w:ascii="宋体" w:hAnsi="宋体" w:hint="eastAsia"/>
               </w:rPr>
             </w:pPr>
             <w:r>
@@ -3259,7 +3267,7 @@
             <w:pPr>
               <w:ind w:firstLineChars="0" w:firstLine="0"/>
               <w:rPr>
-                <w:rFonts w:ascii="宋体" w:hAnsi="宋体"/>
+                <w:rFonts w:ascii="宋体" w:hAnsi="宋体" w:hint="eastAsia"/>
                 <w:u w:val="dotted"/>
               </w:rPr>
             </w:pPr>
@@ -3310,7 +3318,7 @@
             <w:pPr>
               <w:ind w:firstLineChars="0" w:firstLine="0"/>
               <w:rPr>
-                <w:rFonts w:ascii="宋体" w:hAnsi="宋体"/>
+                <w:rFonts w:ascii="宋体" w:hAnsi="宋体" w:hint="eastAsia"/>
                 <w:u w:val="dotted"/>
               </w:rPr>
             </w:pPr>
@@ -3360,7 +3368,7 @@
             <w:pPr>
               <w:ind w:firstLineChars="0" w:firstLine="0"/>
               <w:rPr>
-                <w:rFonts w:ascii="宋体" w:hAnsi="宋体"/>
+                <w:rFonts w:ascii="宋体" w:hAnsi="宋体" w:hint="eastAsia"/>
               </w:rPr>
             </w:pPr>
             <w:r>
@@ -3374,7 +3382,7 @@
             <w:pPr>
               <w:ind w:firstLineChars="0" w:firstLine="0"/>
               <w:rPr>
-                <w:rFonts w:ascii="宋体" w:hAnsi="宋体"/>
+                <w:rFonts w:ascii="宋体" w:hAnsi="宋体" w:hint="eastAsia"/>
                 <w:u w:val="dotted"/>
               </w:rPr>
             </w:pPr>
@@ -3456,7 +3464,7 @@
             <w:pPr>
               <w:ind w:firstLineChars="0" w:firstLine="0"/>
               <w:rPr>
-                <w:rFonts w:ascii="宋体" w:hAnsi="宋体"/>
+                <w:rFonts w:ascii="宋体" w:hAnsi="宋体" w:hint="eastAsia"/>
               </w:rPr>
             </w:pPr>
             <w:r>
@@ -3477,7 +3485,7 @@
             <w:pPr>
               <w:ind w:firstLineChars="0" w:firstLine="0"/>
               <w:rPr>
-                <w:rFonts w:ascii="宋体" w:hAnsi="宋体"/>
+                <w:rFonts w:ascii="宋体" w:hAnsi="宋体" w:hint="eastAsia"/>
               </w:rPr>
             </w:pPr>
             <w:r>
@@ -3546,7 +3554,7 @@
             <w:pPr>
               <w:ind w:firstLineChars="0" w:firstLine="0"/>
               <w:rPr>
-                <w:rFonts w:ascii="宋体" w:hAnsi="宋体"/>
+                <w:rFonts w:ascii="宋体" w:hAnsi="宋体" w:hint="eastAsia"/>
               </w:rPr>
             </w:pPr>
           </w:p>
@@ -3561,7 +3569,7 @@
             <w:pPr>
               <w:ind w:firstLineChars="0" w:firstLine="0"/>
               <w:rPr>
-                <w:rFonts w:ascii="宋体" w:hAnsi="宋体"/>
+                <w:rFonts w:ascii="宋体" w:hAnsi="宋体" w:hint="eastAsia"/>
               </w:rPr>
             </w:pPr>
             <w:r>
@@ -3630,7 +3638,7 @@
               <w:ind w:firstLineChars="0" w:firstLine="0"/>
               <w:jc w:val="center"/>
               <w:rPr>
-                <w:rFonts w:ascii="宋体" w:hAnsi="宋体"/>
+                <w:rFonts w:ascii="宋体" w:hAnsi="宋体" w:hint="eastAsia"/>
               </w:rPr>
             </w:pPr>
             <w:r>
@@ -3675,7 +3683,7 @@
             <w:pPr>
               <w:ind w:firstLineChars="0" w:firstLine="0"/>
               <w:rPr>
-                <w:rFonts w:ascii="宋体" w:hAnsi="宋体"/>
+                <w:rFonts w:ascii="宋体" w:hAnsi="宋体" w:hint="eastAsia"/>
               </w:rPr>
             </w:pPr>
           </w:p>
@@ -3691,7 +3699,7 @@
               <w:ind w:firstLineChars="0" w:firstLine="0"/>
               <w:jc w:val="center"/>
               <w:rPr>
-                <w:rFonts w:ascii="宋体" w:hAnsi="宋体"/>
+                <w:rFonts w:ascii="宋体" w:hAnsi="宋体" w:hint="eastAsia"/>
               </w:rPr>
             </w:pPr>
             <w:r>
@@ -3724,7 +3732,7 @@
             <w:pPr>
               <w:ind w:firstLineChars="0" w:firstLine="0"/>
               <w:rPr>
-                <w:rFonts w:ascii="宋体" w:hAnsi="宋体"/>
+                <w:rFonts w:ascii="宋体" w:hAnsi="宋体" w:hint="eastAsia"/>
               </w:rPr>
             </w:pPr>
           </w:p>
@@ -3748,7 +3756,7 @@
               <w:ind w:firstLineChars="0" w:firstLine="0"/>
               <w:jc w:val="center"/>
               <w:rPr>
-                <w:rFonts w:ascii="宋体" w:hAnsi="宋体"/>
+                <w:rFonts w:ascii="宋体" w:hAnsi="宋体" w:hint="eastAsia"/>
               </w:rPr>
             </w:pPr>
             <w:r>
@@ -3769,7 +3777,7 @@
             <w:pPr>
               <w:ind w:firstLineChars="0" w:firstLine="0"/>
               <w:rPr>
-                <w:rFonts w:ascii="宋体" w:hAnsi="宋体"/>
+                <w:rFonts w:ascii="宋体" w:hAnsi="宋体" w:hint="eastAsia"/>
               </w:rPr>
             </w:pPr>
           </w:p>
@@ -3785,7 +3793,7 @@
               <w:ind w:firstLineChars="0" w:firstLine="0"/>
               <w:jc w:val="center"/>
               <w:rPr>
-                <w:rFonts w:ascii="宋体" w:hAnsi="宋体"/>
+                <w:rFonts w:ascii="宋体" w:hAnsi="宋体" w:hint="eastAsia"/>
               </w:rPr>
             </w:pPr>
             <w:r>
@@ -3806,7 +3814,7 @@
             <w:pPr>
               <w:ind w:firstLineChars="0" w:firstLine="0"/>
               <w:rPr>
-                <w:rFonts w:ascii="宋体" w:hAnsi="宋体"/>
+                <w:rFonts w:ascii="宋体" w:hAnsi="宋体" w:hint="eastAsia"/>
               </w:rPr>
             </w:pPr>
             <w:r>
@@ -3875,7 +3883,7 @@
               <w:ind w:firstLineChars="0" w:firstLine="0"/>
               <w:jc w:val="center"/>
               <w:rPr>
-                <w:rFonts w:ascii="宋体" w:hAnsi="宋体"/>
+                <w:rFonts w:ascii="宋体" w:hAnsi="宋体" w:hint="eastAsia"/>
               </w:rPr>
             </w:pPr>
             <w:r>
@@ -3891,7 +3899,7 @@
               <w:ind w:firstLineChars="0" w:firstLine="0"/>
               <w:jc w:val="center"/>
               <w:rPr>
-                <w:rFonts w:ascii="宋体" w:hAnsi="宋体"/>
+                <w:rFonts w:ascii="宋体" w:hAnsi="宋体" w:hint="eastAsia"/>
               </w:rPr>
             </w:pPr>
             <w:r>
@@ -3906,7 +3914,7 @@
               <w:ind w:firstLineChars="0" w:firstLine="0"/>
               <w:jc w:val="center"/>
               <w:rPr>
-                <w:rFonts w:ascii="宋体" w:hAnsi="宋体"/>
+                <w:rFonts w:ascii="宋体" w:hAnsi="宋体" w:hint="eastAsia"/>
               </w:rPr>
             </w:pPr>
             <w:r>
@@ -3928,7 +3936,7 @@
               <w:ind w:firstLineChars="0" w:firstLine="0"/>
               <w:jc w:val="center"/>
               <w:rPr>
-                <w:rFonts w:ascii="宋体" w:hAnsi="宋体"/>
+                <w:rFonts w:ascii="宋体" w:hAnsi="宋体" w:hint="eastAsia"/>
               </w:rPr>
             </w:pPr>
             <w:r>
@@ -3997,7 +4005,7 @@
               <w:ind w:firstLineChars="0" w:firstLine="0"/>
               <w:jc w:val="center"/>
               <w:rPr>
-                <w:rFonts w:ascii="宋体" w:hAnsi="宋体"/>
+                <w:rFonts w:ascii="宋体" w:hAnsi="宋体" w:hint="eastAsia"/>
               </w:rPr>
             </w:pPr>
             <w:r>
@@ -4012,16 +4020,16 @@
               <w:ind w:firstLineChars="0" w:firstLine="0"/>
               <w:jc w:val="center"/>
               <w:rPr>
-                <w:rFonts w:ascii="宋体" w:hAnsi="宋体"/>
-              </w:rPr>
-            </w:pPr>
-          </w:p>
-          <w:p>
-            <w:pPr>
-              <w:ind w:firstLineChars="0" w:firstLine="0"/>
-              <w:jc w:val="center"/>
-              <w:rPr>
-                <w:rFonts w:ascii="宋体" w:hAnsi="宋体"/>
+                <w:rFonts w:ascii="宋体" w:hAnsi="宋体" w:hint="eastAsia"/>
+              </w:rPr>
+            </w:pPr>
+          </w:p>
+          <w:p>
+            <w:pPr>
+              <w:ind w:firstLineChars="0" w:firstLine="0"/>
+              <w:jc w:val="center"/>
+              <w:rPr>
+                <w:rFonts w:ascii="宋体" w:hAnsi="宋体" w:hint="eastAsia"/>
               </w:rPr>
             </w:pPr>
             <w:r>
@@ -4036,16 +4044,16 @@
               <w:ind w:firstLineChars="0" w:firstLine="0"/>
               <w:jc w:val="center"/>
               <w:rPr>
-                <w:rFonts w:ascii="宋体" w:hAnsi="宋体"/>
-              </w:rPr>
-            </w:pPr>
-          </w:p>
-          <w:p>
-            <w:pPr>
-              <w:ind w:firstLineChars="0" w:firstLine="0"/>
-              <w:jc w:val="center"/>
-              <w:rPr>
-                <w:rFonts w:ascii="宋体" w:hAnsi="宋体"/>
+                <w:rFonts w:ascii="宋体" w:hAnsi="宋体" w:hint="eastAsia"/>
+              </w:rPr>
+            </w:pPr>
+          </w:p>
+          <w:p>
+            <w:pPr>
+              <w:ind w:firstLineChars="0" w:firstLine="0"/>
+              <w:jc w:val="center"/>
+              <w:rPr>
+                <w:rFonts w:ascii="宋体" w:hAnsi="宋体" w:hint="eastAsia"/>
               </w:rPr>
             </w:pPr>
             <w:r>
@@ -4060,16 +4068,16 @@
               <w:ind w:firstLineChars="0" w:firstLine="0"/>
               <w:jc w:val="center"/>
               <w:rPr>
-                <w:rFonts w:ascii="宋体" w:hAnsi="宋体"/>
-              </w:rPr>
-            </w:pPr>
-          </w:p>
-          <w:p>
-            <w:pPr>
-              <w:ind w:firstLineChars="0" w:firstLine="0"/>
-              <w:jc w:val="center"/>
-              <w:rPr>
-                <w:rFonts w:ascii="宋体" w:hAnsi="宋体"/>
+                <w:rFonts w:ascii="宋体" w:hAnsi="宋体" w:hint="eastAsia"/>
+              </w:rPr>
+            </w:pPr>
+          </w:p>
+          <w:p>
+            <w:pPr>
+              <w:ind w:firstLineChars="0" w:firstLine="0"/>
+              <w:jc w:val="center"/>
+              <w:rPr>
+                <w:rFonts w:ascii="宋体" w:hAnsi="宋体" w:hint="eastAsia"/>
               </w:rPr>
             </w:pPr>
             <w:r>
@@ -4091,7 +4099,7 @@
               <w:ind w:firstLineChars="0" w:firstLine="0"/>
               <w:jc w:val="center"/>
               <w:rPr>
-                <w:rFonts w:ascii="宋体" w:hAnsi="宋体"/>
+                <w:rFonts w:ascii="宋体" w:hAnsi="宋体" w:hint="eastAsia"/>
               </w:rPr>
             </w:pPr>
           </w:p>
@@ -4115,7 +4123,7 @@
               <w:ind w:firstLineChars="0" w:firstLine="0"/>
               <w:jc w:val="center"/>
               <w:rPr>
-                <w:rFonts w:ascii="宋体" w:hAnsi="宋体"/>
+                <w:rFonts w:ascii="宋体" w:hAnsi="宋体" w:hint="eastAsia"/>
               </w:rPr>
             </w:pPr>
             <w:r>
@@ -4130,16 +4138,16 @@
               <w:ind w:firstLineChars="0" w:firstLine="0"/>
               <w:jc w:val="center"/>
               <w:rPr>
-                <w:rFonts w:ascii="宋体" w:hAnsi="宋体"/>
-              </w:rPr>
-            </w:pPr>
-          </w:p>
-          <w:p>
-            <w:pPr>
-              <w:ind w:firstLineChars="0" w:firstLine="0"/>
-              <w:jc w:val="center"/>
-              <w:rPr>
-                <w:rFonts w:ascii="宋体" w:hAnsi="宋体"/>
+                <w:rFonts w:ascii="宋体" w:hAnsi="宋体" w:hint="eastAsia"/>
+              </w:rPr>
+            </w:pPr>
+          </w:p>
+          <w:p>
+            <w:pPr>
+              <w:ind w:firstLineChars="0" w:firstLine="0"/>
+              <w:jc w:val="center"/>
+              <w:rPr>
+                <w:rFonts w:ascii="宋体" w:hAnsi="宋体" w:hint="eastAsia"/>
               </w:rPr>
             </w:pPr>
             <w:r>
@@ -4154,16 +4162,16 @@
               <w:ind w:firstLineChars="0" w:firstLine="0"/>
               <w:jc w:val="center"/>
               <w:rPr>
-                <w:rFonts w:ascii="宋体" w:hAnsi="宋体"/>
-              </w:rPr>
-            </w:pPr>
-          </w:p>
-          <w:p>
-            <w:pPr>
-              <w:ind w:firstLineChars="0" w:firstLine="0"/>
-              <w:jc w:val="center"/>
-              <w:rPr>
-                <w:rFonts w:ascii="宋体" w:hAnsi="宋体"/>
+                <w:rFonts w:ascii="宋体" w:hAnsi="宋体" w:hint="eastAsia"/>
+              </w:rPr>
+            </w:pPr>
+          </w:p>
+          <w:p>
+            <w:pPr>
+              <w:ind w:firstLineChars="0" w:firstLine="0"/>
+              <w:jc w:val="center"/>
+              <w:rPr>
+                <w:rFonts w:ascii="宋体" w:hAnsi="宋体" w:hint="eastAsia"/>
               </w:rPr>
             </w:pPr>
             <w:r>
@@ -4178,16 +4186,16 @@
               <w:ind w:firstLineChars="0" w:firstLine="0"/>
               <w:jc w:val="center"/>
               <w:rPr>
-                <w:rFonts w:ascii="宋体" w:hAnsi="宋体"/>
-              </w:rPr>
-            </w:pPr>
-          </w:p>
-          <w:p>
-            <w:pPr>
-              <w:ind w:firstLineChars="0" w:firstLine="0"/>
-              <w:jc w:val="center"/>
-              <w:rPr>
-                <w:rFonts w:ascii="宋体" w:hAnsi="宋体"/>
+                <w:rFonts w:ascii="宋体" w:hAnsi="宋体" w:hint="eastAsia"/>
+              </w:rPr>
+            </w:pPr>
+          </w:p>
+          <w:p>
+            <w:pPr>
+              <w:ind w:firstLineChars="0" w:firstLine="0"/>
+              <w:jc w:val="center"/>
+              <w:rPr>
+                <w:rFonts w:ascii="宋体" w:hAnsi="宋体" w:hint="eastAsia"/>
               </w:rPr>
             </w:pPr>
             <w:r>
@@ -4209,7 +4217,7 @@
               <w:ind w:firstLineChars="0" w:firstLine="0"/>
               <w:jc w:val="center"/>
               <w:rPr>
-                <w:rFonts w:ascii="宋体" w:hAnsi="宋体"/>
+                <w:rFonts w:ascii="宋体" w:hAnsi="宋体" w:hint="eastAsia"/>
               </w:rPr>
             </w:pPr>
             <w:r>
@@ -4278,7 +4286,7 @@
               <w:ind w:firstLineChars="0" w:firstLine="0"/>
               <w:jc w:val="center"/>
               <w:rPr>
-                <w:rFonts w:ascii="宋体" w:hAnsi="宋体"/>
+                <w:rFonts w:ascii="宋体" w:hAnsi="宋体" w:hint="eastAsia"/>
               </w:rPr>
             </w:pPr>
             <w:r>
@@ -4293,16 +4301,16 @@
               <w:ind w:firstLineChars="0" w:firstLine="0"/>
               <w:jc w:val="center"/>
               <w:rPr>
-                <w:rFonts w:ascii="宋体" w:hAnsi="宋体"/>
-              </w:rPr>
-            </w:pPr>
-          </w:p>
-          <w:p>
-            <w:pPr>
-              <w:ind w:firstLineChars="0" w:firstLine="0"/>
-              <w:jc w:val="center"/>
-              <w:rPr>
-                <w:rFonts w:ascii="宋体" w:hAnsi="宋体"/>
+                <w:rFonts w:ascii="宋体" w:hAnsi="宋体" w:hint="eastAsia"/>
+              </w:rPr>
+            </w:pPr>
+          </w:p>
+          <w:p>
+            <w:pPr>
+              <w:ind w:firstLineChars="0" w:firstLine="0"/>
+              <w:jc w:val="center"/>
+              <w:rPr>
+                <w:rFonts w:ascii="宋体" w:hAnsi="宋体" w:hint="eastAsia"/>
               </w:rPr>
             </w:pPr>
             <w:r>
@@ -4317,16 +4325,16 @@
               <w:ind w:firstLineChars="0" w:firstLine="0"/>
               <w:jc w:val="center"/>
               <w:rPr>
-                <w:rFonts w:ascii="宋体" w:hAnsi="宋体"/>
-              </w:rPr>
-            </w:pPr>
-          </w:p>
-          <w:p>
-            <w:pPr>
-              <w:ind w:firstLineChars="0" w:firstLine="0"/>
-              <w:jc w:val="center"/>
-              <w:rPr>
-                <w:rFonts w:ascii="宋体" w:hAnsi="宋体"/>
+                <w:rFonts w:ascii="宋体" w:hAnsi="宋体" w:hint="eastAsia"/>
+              </w:rPr>
+            </w:pPr>
+          </w:p>
+          <w:p>
+            <w:pPr>
+              <w:ind w:firstLineChars="0" w:firstLine="0"/>
+              <w:jc w:val="center"/>
+              <w:rPr>
+                <w:rFonts w:ascii="宋体" w:hAnsi="宋体" w:hint="eastAsia"/>
               </w:rPr>
             </w:pPr>
             <w:r>
@@ -4341,16 +4349,16 @@
               <w:ind w:firstLineChars="0" w:firstLine="0"/>
               <w:jc w:val="center"/>
               <w:rPr>
-                <w:rFonts w:ascii="宋体" w:hAnsi="宋体"/>
-              </w:rPr>
-            </w:pPr>
-          </w:p>
-          <w:p>
-            <w:pPr>
-              <w:ind w:firstLineChars="0" w:firstLine="0"/>
-              <w:jc w:val="center"/>
-              <w:rPr>
-                <w:rFonts w:ascii="宋体" w:hAnsi="宋体"/>
+                <w:rFonts w:ascii="宋体" w:hAnsi="宋体" w:hint="eastAsia"/>
+              </w:rPr>
+            </w:pPr>
+          </w:p>
+          <w:p>
+            <w:pPr>
+              <w:ind w:firstLineChars="0" w:firstLine="0"/>
+              <w:jc w:val="center"/>
+              <w:rPr>
+                <w:rFonts w:ascii="宋体" w:hAnsi="宋体" w:hint="eastAsia"/>
               </w:rPr>
             </w:pPr>
             <w:r>
@@ -4372,7 +4380,7 @@
               <w:ind w:firstLineChars="0" w:firstLine="0"/>
               <w:jc w:val="center"/>
               <w:rPr>
-                <w:rFonts w:ascii="宋体" w:hAnsi="宋体"/>
+                <w:rFonts w:ascii="宋体" w:hAnsi="宋体" w:hint="eastAsia"/>
               </w:rPr>
             </w:pPr>
           </w:p>
@@ -4397,7 +4405,7 @@
               <w:ind w:firstLineChars="0" w:firstLine="0"/>
               <w:jc w:val="center"/>
               <w:rPr>
-                <w:rFonts w:ascii="宋体" w:hAnsi="宋体"/>
+                <w:rFonts w:ascii="宋体" w:hAnsi="宋体" w:hint="eastAsia"/>
               </w:rPr>
             </w:pPr>
             <w:r>
@@ -4413,7 +4421,7 @@
               <w:ind w:firstLineChars="0" w:firstLine="0"/>
               <w:jc w:val="center"/>
               <w:rPr>
-                <w:rFonts w:ascii="宋体" w:hAnsi="宋体"/>
+                <w:rFonts w:ascii="宋体" w:hAnsi="宋体" w:hint="eastAsia"/>
               </w:rPr>
             </w:pPr>
             <w:r>
@@ -4428,7 +4436,7 @@
               <w:ind w:firstLineChars="0" w:firstLine="0"/>
               <w:jc w:val="center"/>
               <w:rPr>
-                <w:rFonts w:ascii="宋体" w:hAnsi="宋体"/>
+                <w:rFonts w:ascii="宋体" w:hAnsi="宋体" w:hint="eastAsia"/>
               </w:rPr>
             </w:pPr>
             <w:r>
@@ -4443,7 +4451,7 @@
               <w:ind w:firstLineChars="0" w:firstLine="0"/>
               <w:jc w:val="center"/>
               <w:rPr>
-                <w:rFonts w:ascii="宋体" w:hAnsi="宋体"/>
+                <w:rFonts w:ascii="宋体" w:hAnsi="宋体" w:hint="eastAsia"/>
               </w:rPr>
             </w:pPr>
             <w:r>
@@ -4458,7 +4466,7 @@
               <w:ind w:firstLineChars="0" w:firstLine="0"/>
               <w:jc w:val="center"/>
               <w:rPr>
-                <w:rFonts w:ascii="宋体" w:hAnsi="宋体"/>
+                <w:rFonts w:ascii="宋体" w:hAnsi="宋体" w:hint="eastAsia"/>
               </w:rPr>
             </w:pPr>
             <w:r>
@@ -4473,7 +4481,7 @@
               <w:ind w:firstLineChars="0" w:firstLine="0"/>
               <w:jc w:val="center"/>
               <w:rPr>
-                <w:rFonts w:ascii="宋体" w:hAnsi="宋体"/>
+                <w:rFonts w:ascii="宋体" w:hAnsi="宋体" w:hint="eastAsia"/>
               </w:rPr>
             </w:pPr>
             <w:r>
@@ -4488,7 +4496,7 @@
               <w:ind w:firstLineChars="0" w:firstLine="0"/>
               <w:jc w:val="center"/>
               <w:rPr>
-                <w:rFonts w:ascii="宋体" w:hAnsi="宋体"/>
+                <w:rFonts w:ascii="宋体" w:hAnsi="宋体" w:hint="eastAsia"/>
               </w:rPr>
             </w:pPr>
             <w:r>
@@ -4503,7 +4511,7 @@
               <w:ind w:firstLineChars="0" w:firstLine="0"/>
               <w:jc w:val="center"/>
               <w:rPr>
-                <w:rFonts w:ascii="宋体" w:hAnsi="宋体"/>
+                <w:rFonts w:ascii="宋体" w:hAnsi="宋体" w:hint="eastAsia"/>
               </w:rPr>
             </w:pPr>
             <w:r>
@@ -4518,7 +4526,7 @@
               <w:ind w:firstLineChars="0" w:firstLine="0"/>
               <w:jc w:val="center"/>
               <w:rPr>
-                <w:rFonts w:ascii="宋体" w:hAnsi="宋体"/>
+                <w:rFonts w:ascii="宋体" w:hAnsi="宋体" w:hint="eastAsia"/>
               </w:rPr>
             </w:pPr>
             <w:r>
@@ -4543,7 +4551,7 @@
               <w:ind w:firstLineChars="0" w:firstLine="0"/>
               <w:jc w:val="center"/>
               <w:rPr>
-                <w:rFonts w:ascii="宋体" w:hAnsi="宋体"/>
+                <w:rFonts w:ascii="宋体" w:hAnsi="宋体" w:hint="eastAsia"/>
               </w:rPr>
             </w:pPr>
           </w:p>
@@ -4565,7 +4573,7 @@
               <w:ind w:firstLineChars="0" w:firstLine="0"/>
               <w:jc w:val="center"/>
               <w:rPr>
-                <w:rFonts w:ascii="宋体" w:hAnsi="宋体"/>
+                <w:rFonts w:ascii="宋体" w:hAnsi="宋体" w:hint="eastAsia"/>
               </w:rPr>
             </w:pPr>
             <w:r>
@@ -4580,16 +4588,16 @@
               <w:ind w:firstLineChars="0" w:firstLine="0"/>
               <w:jc w:val="center"/>
               <w:rPr>
-                <w:rFonts w:ascii="宋体" w:hAnsi="宋体"/>
-              </w:rPr>
-            </w:pPr>
-          </w:p>
-          <w:p>
-            <w:pPr>
-              <w:ind w:firstLineChars="0" w:firstLine="0"/>
-              <w:jc w:val="center"/>
-              <w:rPr>
-                <w:rFonts w:ascii="宋体" w:hAnsi="宋体"/>
+                <w:rFonts w:ascii="宋体" w:hAnsi="宋体" w:hint="eastAsia"/>
+              </w:rPr>
+            </w:pPr>
+          </w:p>
+          <w:p>
+            <w:pPr>
+              <w:ind w:firstLineChars="0" w:firstLine="0"/>
+              <w:jc w:val="center"/>
+              <w:rPr>
+                <w:rFonts w:ascii="宋体" w:hAnsi="宋体" w:hint="eastAsia"/>
               </w:rPr>
             </w:pPr>
             <w:r>
@@ -4604,16 +4612,16 @@
               <w:ind w:firstLineChars="0" w:firstLine="0"/>
               <w:jc w:val="center"/>
               <w:rPr>
-                <w:rFonts w:ascii="宋体" w:hAnsi="宋体"/>
-              </w:rPr>
-            </w:pPr>
-          </w:p>
-          <w:p>
-            <w:pPr>
-              <w:ind w:firstLineChars="0" w:firstLine="0"/>
-              <w:jc w:val="center"/>
-              <w:rPr>
-                <w:rFonts w:ascii="宋体" w:hAnsi="宋体"/>
+                <w:rFonts w:ascii="宋体" w:hAnsi="宋体" w:hint="eastAsia"/>
+              </w:rPr>
+            </w:pPr>
+          </w:p>
+          <w:p>
+            <w:pPr>
+              <w:ind w:firstLineChars="0" w:firstLine="0"/>
+              <w:jc w:val="center"/>
+              <w:rPr>
+                <w:rFonts w:ascii="宋体" w:hAnsi="宋体" w:hint="eastAsia"/>
               </w:rPr>
             </w:pPr>
             <w:r>
@@ -4628,16 +4636,16 @@
               <w:ind w:firstLineChars="0" w:firstLine="0"/>
               <w:jc w:val="center"/>
               <w:rPr>
-                <w:rFonts w:ascii="宋体" w:hAnsi="宋体"/>
-              </w:rPr>
-            </w:pPr>
-          </w:p>
-          <w:p>
-            <w:pPr>
-              <w:ind w:firstLineChars="0" w:firstLine="0"/>
-              <w:jc w:val="center"/>
-              <w:rPr>
-                <w:rFonts w:ascii="宋体" w:hAnsi="宋体"/>
+                <w:rFonts w:ascii="宋体" w:hAnsi="宋体" w:hint="eastAsia"/>
+              </w:rPr>
+            </w:pPr>
+          </w:p>
+          <w:p>
+            <w:pPr>
+              <w:ind w:firstLineChars="0" w:firstLine="0"/>
+              <w:jc w:val="center"/>
+              <w:rPr>
+                <w:rFonts w:ascii="宋体" w:hAnsi="宋体" w:hint="eastAsia"/>
               </w:rPr>
             </w:pPr>
             <w:r>
@@ -4659,124 +4667,124 @@
               <w:ind w:firstLineChars="0" w:firstLine="0"/>
               <w:jc w:val="center"/>
               <w:rPr>
-                <w:rFonts w:ascii="宋体" w:hAnsi="宋体"/>
-              </w:rPr>
-            </w:pPr>
-          </w:p>
-          <w:p>
-            <w:pPr>
-              <w:ind w:firstLineChars="0" w:firstLine="0"/>
-              <w:jc w:val="center"/>
-              <w:rPr>
-                <w:rFonts w:ascii="宋体" w:hAnsi="宋体"/>
-              </w:rPr>
-            </w:pPr>
-          </w:p>
-          <w:p>
-            <w:pPr>
-              <w:ind w:firstLineChars="0" w:firstLine="0"/>
-              <w:jc w:val="center"/>
-              <w:rPr>
-                <w:rFonts w:ascii="宋体" w:hAnsi="宋体"/>
-              </w:rPr>
-            </w:pPr>
-          </w:p>
-          <w:p>
-            <w:pPr>
-              <w:ind w:firstLineChars="0" w:firstLine="0"/>
-              <w:jc w:val="center"/>
-              <w:rPr>
-                <w:rFonts w:ascii="宋体" w:hAnsi="宋体"/>
-              </w:rPr>
-            </w:pPr>
-          </w:p>
-          <w:p>
-            <w:pPr>
-              <w:ind w:firstLineChars="0" w:firstLine="0"/>
-              <w:jc w:val="center"/>
-              <w:rPr>
-                <w:rFonts w:ascii="宋体" w:hAnsi="宋体"/>
-              </w:rPr>
-            </w:pPr>
-          </w:p>
-          <w:p>
-            <w:pPr>
-              <w:ind w:firstLineChars="0" w:firstLine="0"/>
-              <w:jc w:val="center"/>
-              <w:rPr>
-                <w:rFonts w:ascii="宋体" w:hAnsi="宋体"/>
-              </w:rPr>
-            </w:pPr>
-          </w:p>
-          <w:p>
-            <w:pPr>
-              <w:ind w:firstLineChars="0" w:firstLine="0"/>
-              <w:jc w:val="center"/>
-              <w:rPr>
-                <w:rFonts w:ascii="宋体" w:hAnsi="宋体"/>
-              </w:rPr>
-            </w:pPr>
-          </w:p>
-          <w:p>
-            <w:pPr>
-              <w:ind w:firstLineChars="0" w:firstLine="0"/>
-              <w:jc w:val="center"/>
-              <w:rPr>
-                <w:rFonts w:ascii="宋体" w:hAnsi="宋体"/>
-              </w:rPr>
-            </w:pPr>
-          </w:p>
-          <w:p>
-            <w:pPr>
-              <w:ind w:firstLineChars="0" w:firstLine="0"/>
-              <w:jc w:val="center"/>
-              <w:rPr>
-                <w:rFonts w:ascii="宋体" w:hAnsi="宋体"/>
-              </w:rPr>
-            </w:pPr>
-          </w:p>
-          <w:p>
-            <w:pPr>
-              <w:ind w:firstLineChars="0" w:firstLine="0"/>
-              <w:jc w:val="center"/>
-              <w:rPr>
-                <w:rFonts w:ascii="宋体" w:hAnsi="宋体"/>
-              </w:rPr>
-            </w:pPr>
-          </w:p>
-          <w:p>
-            <w:pPr>
-              <w:ind w:firstLineChars="0" w:firstLine="0"/>
-              <w:jc w:val="center"/>
-              <w:rPr>
-                <w:rFonts w:ascii="宋体" w:hAnsi="宋体"/>
-              </w:rPr>
-            </w:pPr>
-          </w:p>
-          <w:p>
-            <w:pPr>
-              <w:ind w:firstLineChars="0" w:firstLine="0"/>
-              <w:jc w:val="center"/>
-              <w:rPr>
-                <w:rFonts w:ascii="宋体" w:hAnsi="宋体"/>
-              </w:rPr>
-            </w:pPr>
-          </w:p>
-          <w:p>
-            <w:pPr>
-              <w:ind w:firstLineChars="0" w:firstLine="0"/>
-              <w:jc w:val="center"/>
-              <w:rPr>
-                <w:rFonts w:ascii="宋体" w:hAnsi="宋体"/>
-              </w:rPr>
-            </w:pPr>
-          </w:p>
-          <w:p>
-            <w:pPr>
-              <w:ind w:firstLineChars="0" w:firstLine="0"/>
-              <w:jc w:val="center"/>
-              <w:rPr>
-                <w:rFonts w:ascii="宋体" w:hAnsi="宋体"/>
+                <w:rFonts w:ascii="宋体" w:hAnsi="宋体" w:hint="eastAsia"/>
+              </w:rPr>
+            </w:pPr>
+          </w:p>
+          <w:p>
+            <w:pPr>
+              <w:ind w:firstLineChars="0" w:firstLine="0"/>
+              <w:jc w:val="center"/>
+              <w:rPr>
+                <w:rFonts w:ascii="宋体" w:hAnsi="宋体" w:hint="eastAsia"/>
+              </w:rPr>
+            </w:pPr>
+          </w:p>
+          <w:p>
+            <w:pPr>
+              <w:ind w:firstLineChars="0" w:firstLine="0"/>
+              <w:jc w:val="center"/>
+              <w:rPr>
+                <w:rFonts w:ascii="宋体" w:hAnsi="宋体" w:hint="eastAsia"/>
+              </w:rPr>
+            </w:pPr>
+          </w:p>
+          <w:p>
+            <w:pPr>
+              <w:ind w:firstLineChars="0" w:firstLine="0"/>
+              <w:jc w:val="center"/>
+              <w:rPr>
+                <w:rFonts w:ascii="宋体" w:hAnsi="宋体" w:hint="eastAsia"/>
+              </w:rPr>
+            </w:pPr>
+          </w:p>
+          <w:p>
+            <w:pPr>
+              <w:ind w:firstLineChars="0" w:firstLine="0"/>
+              <w:jc w:val="center"/>
+              <w:rPr>
+                <w:rFonts w:ascii="宋体" w:hAnsi="宋体" w:hint="eastAsia"/>
+              </w:rPr>
+            </w:pPr>
+          </w:p>
+          <w:p>
+            <w:pPr>
+              <w:ind w:firstLineChars="0" w:firstLine="0"/>
+              <w:jc w:val="center"/>
+              <w:rPr>
+                <w:rFonts w:ascii="宋体" w:hAnsi="宋体" w:hint="eastAsia"/>
+              </w:rPr>
+            </w:pPr>
+          </w:p>
+          <w:p>
+            <w:pPr>
+              <w:ind w:firstLineChars="0" w:firstLine="0"/>
+              <w:jc w:val="center"/>
+              <w:rPr>
+                <w:rFonts w:ascii="宋体" w:hAnsi="宋体" w:hint="eastAsia"/>
+              </w:rPr>
+            </w:pPr>
+          </w:p>
+          <w:p>
+            <w:pPr>
+              <w:ind w:firstLineChars="0" w:firstLine="0"/>
+              <w:jc w:val="center"/>
+              <w:rPr>
+                <w:rFonts w:ascii="宋体" w:hAnsi="宋体" w:hint="eastAsia"/>
+              </w:rPr>
+            </w:pPr>
+          </w:p>
+          <w:p>
+            <w:pPr>
+              <w:ind w:firstLineChars="0" w:firstLine="0"/>
+              <w:jc w:val="center"/>
+              <w:rPr>
+                <w:rFonts w:ascii="宋体" w:hAnsi="宋体" w:hint="eastAsia"/>
+              </w:rPr>
+            </w:pPr>
+          </w:p>
+          <w:p>
+            <w:pPr>
+              <w:ind w:firstLineChars="0" w:firstLine="0"/>
+              <w:jc w:val="center"/>
+              <w:rPr>
+                <w:rFonts w:ascii="宋体" w:hAnsi="宋体" w:hint="eastAsia"/>
+              </w:rPr>
+            </w:pPr>
+          </w:p>
+          <w:p>
+            <w:pPr>
+              <w:ind w:firstLineChars="0" w:firstLine="0"/>
+              <w:jc w:val="center"/>
+              <w:rPr>
+                <w:rFonts w:ascii="宋体" w:hAnsi="宋体" w:hint="eastAsia"/>
+              </w:rPr>
+            </w:pPr>
+          </w:p>
+          <w:p>
+            <w:pPr>
+              <w:ind w:firstLineChars="0" w:firstLine="0"/>
+              <w:jc w:val="center"/>
+              <w:rPr>
+                <w:rFonts w:ascii="宋体" w:hAnsi="宋体" w:hint="eastAsia"/>
+              </w:rPr>
+            </w:pPr>
+          </w:p>
+          <w:p>
+            <w:pPr>
+              <w:ind w:firstLineChars="0" w:firstLine="0"/>
+              <w:jc w:val="center"/>
+              <w:rPr>
+                <w:rFonts w:ascii="宋体" w:hAnsi="宋体" w:hint="eastAsia"/>
+              </w:rPr>
+            </w:pPr>
+          </w:p>
+          <w:p>
+            <w:pPr>
+              <w:ind w:firstLineChars="0" w:firstLine="0"/>
+              <w:jc w:val="center"/>
+              <w:rPr>
+                <w:rFonts w:ascii="宋体" w:hAnsi="宋体" w:hint="eastAsia"/>
               </w:rPr>
             </w:pPr>
           </w:p>
@@ -5238,7 +5246,7 @@
               <w:ind w:firstLineChars="0" w:firstLine="0"/>
               <w:jc w:val="center"/>
               <w:rPr>
-                <w:rFonts w:ascii="宋体" w:hAnsi="宋体"/>
+                <w:rFonts w:ascii="宋体" w:hAnsi="宋体" w:hint="eastAsia"/>
               </w:rPr>
             </w:pPr>
             <w:r>
@@ -5255,7 +5263,7 @@
               <w:ind w:firstLineChars="0" w:firstLine="0"/>
               <w:jc w:val="center"/>
               <w:rPr>
-                <w:rFonts w:ascii="宋体" w:hAnsi="宋体"/>
+                <w:rFonts w:ascii="宋体" w:hAnsi="宋体" w:hint="eastAsia"/>
               </w:rPr>
             </w:pPr>
             <w:r>
@@ -5271,7 +5279,7 @@
               <w:ind w:firstLineChars="0" w:firstLine="0"/>
               <w:jc w:val="center"/>
               <w:rPr>
-                <w:rFonts w:ascii="宋体" w:hAnsi="宋体"/>
+                <w:rFonts w:ascii="宋体" w:hAnsi="宋体" w:hint="eastAsia"/>
               </w:rPr>
             </w:pPr>
             <w:r>
@@ -5287,7 +5295,7 @@
               <w:ind w:firstLineChars="0" w:firstLine="0"/>
               <w:jc w:val="center"/>
               <w:rPr>
-                <w:rFonts w:ascii="宋体" w:hAnsi="宋体"/>
+                <w:rFonts w:ascii="宋体" w:hAnsi="宋体" w:hint="eastAsia"/>
               </w:rPr>
             </w:pPr>
             <w:r>
@@ -5303,7 +5311,7 @@
               <w:ind w:firstLineChars="0" w:firstLine="0"/>
               <w:jc w:val="center"/>
               <w:rPr>
-                <w:rFonts w:ascii="宋体" w:hAnsi="宋体"/>
+                <w:rFonts w:ascii="宋体" w:hAnsi="宋体" w:hint="eastAsia"/>
               </w:rPr>
             </w:pPr>
             <w:r>
@@ -5319,7 +5327,7 @@
               <w:ind w:firstLineChars="0" w:firstLine="0"/>
               <w:jc w:val="center"/>
               <w:rPr>
-                <w:rFonts w:ascii="宋体" w:hAnsi="宋体"/>
+                <w:rFonts w:ascii="宋体" w:hAnsi="宋体" w:hint="eastAsia"/>
               </w:rPr>
             </w:pPr>
             <w:r>
@@ -5335,7 +5343,7 @@
               <w:ind w:firstLineChars="0" w:firstLine="0"/>
               <w:jc w:val="center"/>
               <w:rPr>
-                <w:rFonts w:ascii="宋体" w:hAnsi="宋体"/>
+                <w:rFonts w:ascii="宋体" w:hAnsi="宋体" w:hint="eastAsia"/>
               </w:rPr>
             </w:pPr>
             <w:r>
@@ -5351,7 +5359,7 @@
               <w:ind w:firstLineChars="0" w:firstLine="0"/>
               <w:jc w:val="center"/>
               <w:rPr>
-                <w:rFonts w:ascii="宋体" w:hAnsi="宋体"/>
+                <w:rFonts w:ascii="宋体" w:hAnsi="宋体" w:hint="eastAsia"/>
               </w:rPr>
             </w:pPr>
             <w:r>
@@ -5367,7 +5375,7 @@
               <w:ind w:firstLineChars="0" w:firstLine="0"/>
               <w:jc w:val="center"/>
               <w:rPr>
-                <w:rFonts w:ascii="宋体" w:hAnsi="宋体"/>
+                <w:rFonts w:ascii="宋体" w:hAnsi="宋体" w:hint="eastAsia"/>
               </w:rPr>
             </w:pPr>
             <w:r>
@@ -5383,7 +5391,7 @@
               <w:ind w:firstLineChars="0" w:firstLine="0"/>
               <w:jc w:val="center"/>
               <w:rPr>
-                <w:rFonts w:ascii="宋体" w:hAnsi="宋体"/>
+                <w:rFonts w:ascii="宋体" w:hAnsi="宋体" w:hint="eastAsia"/>
               </w:rPr>
             </w:pPr>
             <w:r>
@@ -5399,7 +5407,7 @@
               <w:ind w:firstLineChars="0" w:firstLine="0"/>
               <w:jc w:val="center"/>
               <w:rPr>
-                <w:rFonts w:ascii="宋体" w:hAnsi="宋体"/>
+                <w:rFonts w:ascii="宋体" w:hAnsi="宋体" w:hint="eastAsia"/>
               </w:rPr>
             </w:pPr>
             <w:r>
@@ -5415,7 +5423,7 @@
               <w:ind w:firstLineChars="0" w:firstLine="0"/>
               <w:jc w:val="center"/>
               <w:rPr>
-                <w:rFonts w:ascii="宋体" w:hAnsi="宋体"/>
+                <w:rFonts w:ascii="宋体" w:hAnsi="宋体" w:hint="eastAsia"/>
               </w:rPr>
             </w:pPr>
             <w:r>
@@ -5431,7 +5439,7 @@
               <w:ind w:firstLineChars="0" w:firstLine="0"/>
               <w:jc w:val="center"/>
               <w:rPr>
-                <w:rFonts w:ascii="宋体" w:hAnsi="宋体"/>
+                <w:rFonts w:ascii="宋体" w:hAnsi="宋体" w:hint="eastAsia"/>
               </w:rPr>
             </w:pPr>
             <w:r>
@@ -5447,7 +5455,7 @@
               <w:ind w:firstLineChars="0" w:firstLine="0"/>
               <w:jc w:val="center"/>
               <w:rPr>
-                <w:rFonts w:ascii="宋体" w:hAnsi="宋体"/>
+                <w:rFonts w:ascii="宋体" w:hAnsi="宋体" w:hint="eastAsia"/>
               </w:rPr>
             </w:pPr>
             <w:r>
@@ -5463,7 +5471,7 @@
               <w:ind w:firstLineChars="0" w:firstLine="0"/>
               <w:jc w:val="center"/>
               <w:rPr>
-                <w:rFonts w:ascii="宋体" w:hAnsi="宋体"/>
+                <w:rFonts w:ascii="宋体" w:hAnsi="宋体" w:hint="eastAsia"/>
               </w:rPr>
             </w:pPr>
             <w:r>
@@ -5479,7 +5487,7 @@
               <w:ind w:firstLineChars="0" w:firstLine="0"/>
               <w:jc w:val="center"/>
               <w:rPr>
-                <w:rFonts w:ascii="宋体" w:hAnsi="宋体"/>
+                <w:rFonts w:ascii="宋体" w:hAnsi="宋体" w:hint="eastAsia"/>
               </w:rPr>
             </w:pPr>
             <w:r>
@@ -5495,7 +5503,7 @@
               <w:ind w:firstLineChars="0" w:firstLine="0"/>
               <w:jc w:val="center"/>
               <w:rPr>
-                <w:rFonts w:ascii="宋体" w:hAnsi="宋体"/>
+                <w:rFonts w:ascii="宋体" w:hAnsi="宋体" w:hint="eastAsia"/>
               </w:rPr>
             </w:pPr>
             <w:r>
@@ -5511,7 +5519,7 @@
               <w:ind w:firstLineChars="0" w:firstLine="0"/>
               <w:jc w:val="center"/>
               <w:rPr>
-                <w:rFonts w:ascii="宋体" w:hAnsi="宋体"/>
+                <w:rFonts w:ascii="宋体" w:hAnsi="宋体" w:hint="eastAsia"/>
               </w:rPr>
             </w:pPr>
             <w:r>
@@ -5527,7 +5535,7 @@
               <w:ind w:firstLineChars="0" w:firstLine="0"/>
               <w:jc w:val="center"/>
               <w:rPr>
-                <w:rFonts w:ascii="宋体" w:hAnsi="宋体"/>
+                <w:rFonts w:ascii="宋体" w:hAnsi="宋体" w:hint="eastAsia"/>
               </w:rPr>
             </w:pPr>
             <w:r>
@@ -5543,7 +5551,7 @@
               <w:ind w:firstLineChars="0" w:firstLine="0"/>
               <w:jc w:val="center"/>
               <w:rPr>
-                <w:rFonts w:ascii="宋体" w:hAnsi="宋体"/>
+                <w:rFonts w:ascii="宋体" w:hAnsi="宋体" w:hint="eastAsia"/>
               </w:rPr>
             </w:pPr>
             <w:r>
@@ -5559,7 +5567,7 @@
               <w:ind w:firstLineChars="0" w:firstLine="0"/>
               <w:jc w:val="center"/>
               <w:rPr>
-                <w:rFonts w:ascii="宋体" w:hAnsi="宋体"/>
+                <w:rFonts w:ascii="宋体" w:hAnsi="宋体" w:hint="eastAsia"/>
               </w:rPr>
             </w:pPr>
             <w:r>
@@ -5575,7 +5583,7 @@
               <w:ind w:firstLineChars="0" w:firstLine="0"/>
               <w:jc w:val="center"/>
               <w:rPr>
-                <w:rFonts w:ascii="宋体" w:hAnsi="宋体"/>
+                <w:rFonts w:ascii="宋体" w:hAnsi="宋体" w:hint="eastAsia"/>
               </w:rPr>
             </w:pPr>
             <w:r>
@@ -5597,7 +5605,7 @@
               <w:ind w:firstLineChars="0" w:firstLine="0"/>
               <w:jc w:val="center"/>
               <w:rPr>
-                <w:rFonts w:ascii="宋体" w:hAnsi="宋体"/>
+                <w:rFonts w:ascii="宋体" w:hAnsi="宋体" w:hint="eastAsia"/>
               </w:rPr>
             </w:pPr>
           </w:p>
@@ -5625,15 +5633,15 @@
               <w:spacing w:line="280" w:lineRule="exact"/>
               <w:jc w:val="center"/>
               <w:rPr>
-                <w:rFonts w:ascii="仿宋_GB2312" w:eastAsia="仿宋_GB2312" w:hAnsi="仿宋"/>
-                <w:sz w:val="24"/>
-              </w:rPr>
-            </w:pPr>
-            <w:r>
-              <w:rPr>
                 <w:rFonts w:ascii="仿宋_GB2312" w:eastAsia="仿宋_GB2312" w:hAnsi="仿宋" w:hint="eastAsia"/>
                 <w:sz w:val="24"/>
               </w:rPr>
+            </w:pPr>
+            <w:r>
+              <w:rPr>
+                <w:rFonts w:ascii="仿宋_GB2312" w:eastAsia="仿宋_GB2312" w:hAnsi="仿宋" w:hint="eastAsia"/>
+                <w:sz w:val="24"/>
+              </w:rPr>
               <w:t>现</w:t>
             </w:r>
           </w:p>
@@ -5643,15 +5651,15 @@
               <w:spacing w:line="280" w:lineRule="exact"/>
               <w:jc w:val="center"/>
               <w:rPr>
-                <w:rFonts w:ascii="仿宋_GB2312" w:eastAsia="仿宋_GB2312" w:hAnsi="仿宋"/>
-                <w:sz w:val="24"/>
-              </w:rPr>
-            </w:pPr>
-            <w:r>
-              <w:rPr>
                 <w:rFonts w:ascii="仿宋_GB2312" w:eastAsia="仿宋_GB2312" w:hAnsi="仿宋" w:hint="eastAsia"/>
                 <w:sz w:val="24"/>
               </w:rPr>
+            </w:pPr>
+            <w:r>
+              <w:rPr>
+                <w:rFonts w:ascii="仿宋_GB2312" w:eastAsia="仿宋_GB2312" w:hAnsi="仿宋" w:hint="eastAsia"/>
+                <w:sz w:val="24"/>
+              </w:rPr>
               <w:t>状</w:t>
             </w:r>
           </w:p>
@@ -5661,15 +5669,15 @@
               <w:spacing w:line="280" w:lineRule="exact"/>
               <w:jc w:val="center"/>
               <w:rPr>
-                <w:rFonts w:ascii="仿宋_GB2312" w:eastAsia="仿宋_GB2312" w:hAnsi="仿宋"/>
-                <w:sz w:val="24"/>
-              </w:rPr>
-            </w:pPr>
-            <w:r>
-              <w:rPr>
                 <w:rFonts w:ascii="仿宋_GB2312" w:eastAsia="仿宋_GB2312" w:hAnsi="仿宋" w:hint="eastAsia"/>
                 <w:sz w:val="24"/>
               </w:rPr>
+            </w:pPr>
+            <w:r>
+              <w:rPr>
+                <w:rFonts w:ascii="仿宋_GB2312" w:eastAsia="仿宋_GB2312" w:hAnsi="仿宋" w:hint="eastAsia"/>
+                <w:sz w:val="24"/>
+              </w:rPr>
               <w:t>记</w:t>
             </w:r>
           </w:p>
@@ -5679,15 +5687,15 @@
               <w:spacing w:line="280" w:lineRule="exact"/>
               <w:jc w:val="center"/>
               <w:rPr>
-                <w:rFonts w:ascii="仿宋_GB2312" w:eastAsia="仿宋_GB2312" w:hAnsi="仿宋"/>
-                <w:sz w:val="24"/>
-              </w:rPr>
-            </w:pPr>
-            <w:r>
-              <w:rPr>
                 <w:rFonts w:ascii="仿宋_GB2312" w:eastAsia="仿宋_GB2312" w:hAnsi="仿宋" w:hint="eastAsia"/>
                 <w:sz w:val="24"/>
               </w:rPr>
+            </w:pPr>
+            <w:r>
+              <w:rPr>
+                <w:rFonts w:ascii="仿宋_GB2312" w:eastAsia="仿宋_GB2312" w:hAnsi="仿宋" w:hint="eastAsia"/>
+                <w:sz w:val="24"/>
+              </w:rPr>
               <w:t>录</w:t>
             </w:r>
           </w:p>
@@ -5697,7 +5705,7 @@
               <w:ind w:firstLineChars="0" w:firstLine="0"/>
               <w:jc w:val="center"/>
               <w:rPr>
-                <w:rFonts w:hAnsi="仿宋"/>
+                <w:rFonts w:hAnsi="仿宋" w:hint="eastAsia"/>
                 <w:szCs w:val="24"/>
               </w:rPr>
             </w:pPr>
@@ -5715,34 +5723,16 @@
               <w:ind w:firstLineChars="0" w:firstLine="0"/>
               <w:jc w:val="center"/>
               <w:rPr>
-                <w:rFonts w:hAnsi="仿宋"/>
-                <w:szCs w:val="24"/>
-              </w:rPr>
-            </w:pPr>
-            <w:r>
-              <w:rPr>
                 <w:rFonts w:hAnsi="仿宋" w:hint="eastAsia"/>
                 <w:szCs w:val="24"/>
               </w:rPr>
-              <w:t>注</w:t>
-            </w:r>
-          </w:p>
-          <w:p>
-            <w:pPr>
-              <w:spacing w:line="280" w:lineRule="exact"/>
-              <w:ind w:firstLineChars="0" w:firstLine="0"/>
-              <w:jc w:val="center"/>
-              <w:rPr>
-                <w:rFonts w:hAnsi="仿宋"/>
-                <w:szCs w:val="24"/>
-              </w:rPr>
             </w:pPr>
             <w:r>
               <w:rPr>
                 <w:rFonts w:hAnsi="仿宋" w:hint="eastAsia"/>
                 <w:szCs w:val="24"/>
               </w:rPr>
-              <w:t>明</w:t>
+              <w:t>注</w:t>
             </w:r>
           </w:p>
           <w:p>
@@ -5750,34 +5740,52 @@
               <w:spacing w:line="280" w:lineRule="exact"/>
               <w:ind w:firstLineChars="0" w:firstLine="0"/>
               <w:jc w:val="center"/>
-              <w:rPr>
-                <w:rFonts w:hAnsi="仿宋"/>
-                <w:szCs w:val="24"/>
-              </w:rPr>
-            </w:pPr>
-            <w:r>
               <w:rPr>
                 <w:rFonts w:hAnsi="仿宋" w:hint="eastAsia"/>
                 <w:szCs w:val="24"/>
               </w:rPr>
-              <w:t>年</w:t>
-            </w:r>
-          </w:p>
-          <w:p>
-            <w:pPr>
-              <w:spacing w:line="280" w:lineRule="exact"/>
-              <w:ind w:firstLineChars="0" w:firstLine="0"/>
-              <w:jc w:val="center"/>
-              <w:rPr>
-                <w:rFonts w:hAnsi="仿宋"/>
-                <w:szCs w:val="24"/>
-              </w:rPr>
             </w:pPr>
             <w:r>
               <w:rPr>
                 <w:rFonts w:hAnsi="仿宋" w:hint="eastAsia"/>
                 <w:szCs w:val="24"/>
               </w:rPr>
+              <w:t>明</w:t>
+            </w:r>
+          </w:p>
+          <w:p>
+            <w:pPr>
+              <w:spacing w:line="280" w:lineRule="exact"/>
+              <w:ind w:firstLineChars="0" w:firstLine="0"/>
+              <w:jc w:val="center"/>
+              <w:rPr>
+                <w:rFonts w:hAnsi="仿宋" w:hint="eastAsia"/>
+                <w:szCs w:val="24"/>
+              </w:rPr>
+            </w:pPr>
+            <w:r>
+              <w:rPr>
+                <w:rFonts w:hAnsi="仿宋" w:hint="eastAsia"/>
+                <w:szCs w:val="24"/>
+              </w:rPr>
+              <w:t>年</w:t>
+            </w:r>
+          </w:p>
+          <w:p>
+            <w:pPr>
+              <w:spacing w:line="280" w:lineRule="exact"/>
+              <w:ind w:firstLineChars="0" w:firstLine="0"/>
+              <w:jc w:val="center"/>
+              <w:rPr>
+                <w:rFonts w:hAnsi="仿宋" w:hint="eastAsia"/>
+                <w:szCs w:val="24"/>
+              </w:rPr>
+            </w:pPr>
+            <w:r>
+              <w:rPr>
+                <w:rFonts w:hAnsi="仿宋" w:hint="eastAsia"/>
+                <w:szCs w:val="24"/>
+              </w:rPr>
               <w:t>月</w:t>
             </w:r>
           </w:p>
@@ -5787,7 +5795,7 @@
               <w:ind w:firstLineChars="0" w:firstLine="0"/>
               <w:jc w:val="center"/>
               <w:rPr>
-                <w:rFonts w:hAnsi="仿宋"/>
+                <w:rFonts w:hAnsi="仿宋" w:hint="eastAsia"/>
                 <w:szCs w:val="24"/>
               </w:rPr>
             </w:pPr>
@@ -6032,7 +6040,7 @@
               <w:ind w:firstLineChars="0" w:firstLine="0"/>
               <w:jc w:val="center"/>
               <w:rPr>
-                <w:rFonts w:ascii="宋体" w:hAnsi="宋体"/>
+                <w:rFonts w:ascii="宋体" w:hAnsi="宋体" w:hint="eastAsia"/>
               </w:rPr>
             </w:pPr>
             <w:r>
@@ -6049,7 +6057,7 @@
               <w:ind w:firstLineChars="0" w:firstLine="0"/>
               <w:jc w:val="center"/>
               <w:rPr>
-                <w:rFonts w:ascii="宋体" w:hAnsi="宋体"/>
+                <w:rFonts w:ascii="宋体" w:hAnsi="宋体" w:hint="eastAsia"/>
               </w:rPr>
             </w:pPr>
           </w:p>
@@ -6059,7 +6067,7 @@
               <w:ind w:firstLineChars="0" w:firstLine="0"/>
               <w:jc w:val="center"/>
               <w:rPr>
-                <w:rFonts w:ascii="宋体" w:hAnsi="宋体"/>
+                <w:rFonts w:ascii="宋体" w:hAnsi="宋体" w:hint="eastAsia"/>
               </w:rPr>
             </w:pPr>
           </w:p>
@@ -6069,7 +6077,7 @@
               <w:ind w:firstLineChars="0" w:firstLine="0"/>
               <w:jc w:val="center"/>
               <w:rPr>
-                <w:rFonts w:ascii="宋体" w:hAnsi="宋体"/>
+                <w:rFonts w:ascii="宋体" w:hAnsi="宋体" w:hint="eastAsia"/>
               </w:rPr>
             </w:pPr>
           </w:p>
@@ -6079,7 +6087,7 @@
               <w:ind w:firstLineChars="0" w:firstLine="0"/>
               <w:jc w:val="center"/>
               <w:rPr>
-                <w:rFonts w:ascii="宋体" w:hAnsi="宋体"/>
+                <w:rFonts w:ascii="宋体" w:hAnsi="宋体" w:hint="eastAsia"/>
               </w:rPr>
             </w:pPr>
           </w:p>
@@ -6089,7 +6097,7 @@
               <w:ind w:firstLineChars="0" w:firstLine="0"/>
               <w:jc w:val="center"/>
               <w:rPr>
-                <w:rFonts w:ascii="宋体" w:hAnsi="宋体"/>
+                <w:rFonts w:ascii="宋体" w:hAnsi="宋体" w:hint="eastAsia"/>
               </w:rPr>
             </w:pPr>
           </w:p>
@@ -6099,7 +6107,7 @@
               <w:ind w:firstLineChars="0" w:firstLine="0"/>
               <w:jc w:val="center"/>
               <w:rPr>
-                <w:rFonts w:ascii="宋体" w:hAnsi="宋体"/>
+                <w:rFonts w:ascii="宋体" w:hAnsi="宋体" w:hint="eastAsia"/>
               </w:rPr>
             </w:pPr>
           </w:p>
@@ -6109,7 +6117,7 @@
               <w:ind w:firstLineChars="0" w:firstLine="0"/>
               <w:jc w:val="center"/>
               <w:rPr>
-                <w:rFonts w:ascii="宋体" w:hAnsi="宋体"/>
+                <w:rFonts w:ascii="宋体" w:hAnsi="宋体" w:hint="eastAsia"/>
               </w:rPr>
             </w:pPr>
           </w:p>
@@ -6119,7 +6127,7 @@
               <w:ind w:firstLineChars="0" w:firstLine="0"/>
               <w:jc w:val="center"/>
               <w:rPr>
-                <w:rFonts w:ascii="宋体" w:hAnsi="宋体"/>
+                <w:rFonts w:ascii="宋体" w:hAnsi="宋体" w:hint="eastAsia"/>
               </w:rPr>
             </w:pPr>
           </w:p>
@@ -6129,7 +6137,7 @@
               <w:ind w:firstLineChars="0" w:firstLine="0"/>
               <w:jc w:val="center"/>
               <w:rPr>
-                <w:rFonts w:ascii="宋体" w:hAnsi="宋体"/>
+                <w:rFonts w:ascii="宋体" w:hAnsi="宋体" w:hint="eastAsia"/>
               </w:rPr>
             </w:pPr>
             <w:r>
@@ -6151,88 +6159,88 @@
               <w:ind w:firstLineChars="0" w:firstLine="0"/>
               <w:jc w:val="center"/>
               <w:rPr>
-                <w:rFonts w:ascii="宋体" w:hAnsi="宋体"/>
-              </w:rPr>
-            </w:pPr>
-          </w:p>
-          <w:p>
-            <w:pPr>
-              <w:ind w:firstLineChars="0" w:firstLine="0"/>
-              <w:jc w:val="center"/>
-              <w:rPr>
-                <w:rFonts w:ascii="宋体" w:hAnsi="宋体"/>
-              </w:rPr>
-            </w:pPr>
-          </w:p>
-          <w:p>
-            <w:pPr>
-              <w:ind w:firstLineChars="0" w:firstLine="0"/>
-              <w:jc w:val="center"/>
-              <w:rPr>
-                <w:rFonts w:ascii="宋体" w:hAnsi="宋体"/>
-              </w:rPr>
-            </w:pPr>
-          </w:p>
-          <w:p>
-            <w:pPr>
-              <w:ind w:firstLineChars="0" w:firstLine="0"/>
-              <w:jc w:val="center"/>
-              <w:rPr>
-                <w:rFonts w:ascii="宋体" w:hAnsi="宋体"/>
-              </w:rPr>
-            </w:pPr>
-          </w:p>
-          <w:p>
-            <w:pPr>
-              <w:ind w:firstLineChars="0" w:firstLine="0"/>
-              <w:jc w:val="center"/>
-              <w:rPr>
-                <w:rFonts w:ascii="宋体" w:hAnsi="宋体"/>
-              </w:rPr>
-            </w:pPr>
-          </w:p>
-          <w:p>
-            <w:pPr>
-              <w:ind w:firstLineChars="0" w:firstLine="0"/>
-              <w:jc w:val="center"/>
-              <w:rPr>
-                <w:rFonts w:ascii="宋体" w:hAnsi="宋体"/>
-              </w:rPr>
-            </w:pPr>
-          </w:p>
-          <w:p>
-            <w:pPr>
-              <w:ind w:firstLineChars="0" w:firstLine="0"/>
-              <w:jc w:val="center"/>
-              <w:rPr>
-                <w:rFonts w:ascii="宋体" w:hAnsi="宋体"/>
-              </w:rPr>
-            </w:pPr>
-          </w:p>
-          <w:p>
-            <w:pPr>
-              <w:ind w:firstLineChars="0" w:firstLine="0"/>
-              <w:jc w:val="center"/>
-              <w:rPr>
-                <w:rFonts w:ascii="宋体" w:hAnsi="宋体"/>
-              </w:rPr>
-            </w:pPr>
-          </w:p>
-          <w:p>
-            <w:pPr>
-              <w:ind w:firstLineChars="0" w:firstLine="0"/>
-              <w:jc w:val="center"/>
-              <w:rPr>
-                <w:rFonts w:ascii="宋体" w:hAnsi="宋体"/>
-              </w:rPr>
-            </w:pPr>
-          </w:p>
-          <w:p>
-            <w:pPr>
-              <w:ind w:firstLineChars="0" w:firstLine="0"/>
-              <w:jc w:val="center"/>
-              <w:rPr>
-                <w:rFonts w:ascii="宋体" w:hAnsi="宋体"/>
+                <w:rFonts w:ascii="宋体" w:hAnsi="宋体" w:hint="eastAsia"/>
+              </w:rPr>
+            </w:pPr>
+          </w:p>
+          <w:p>
+            <w:pPr>
+              <w:ind w:firstLineChars="0" w:firstLine="0"/>
+              <w:jc w:val="center"/>
+              <w:rPr>
+                <w:rFonts w:ascii="宋体" w:hAnsi="宋体" w:hint="eastAsia"/>
+              </w:rPr>
+            </w:pPr>
+          </w:p>
+          <w:p>
+            <w:pPr>
+              <w:ind w:firstLineChars="0" w:firstLine="0"/>
+              <w:jc w:val="center"/>
+              <w:rPr>
+                <w:rFonts w:ascii="宋体" w:hAnsi="宋体" w:hint="eastAsia"/>
+              </w:rPr>
+            </w:pPr>
+          </w:p>
+          <w:p>
+            <w:pPr>
+              <w:ind w:firstLineChars="0" w:firstLine="0"/>
+              <w:jc w:val="center"/>
+              <w:rPr>
+                <w:rFonts w:ascii="宋体" w:hAnsi="宋体" w:hint="eastAsia"/>
+              </w:rPr>
+            </w:pPr>
+          </w:p>
+          <w:p>
+            <w:pPr>
+              <w:ind w:firstLineChars="0" w:firstLine="0"/>
+              <w:jc w:val="center"/>
+              <w:rPr>
+                <w:rFonts w:ascii="宋体" w:hAnsi="宋体" w:hint="eastAsia"/>
+              </w:rPr>
+            </w:pPr>
+          </w:p>
+          <w:p>
+            <w:pPr>
+              <w:ind w:firstLineChars="0" w:firstLine="0"/>
+              <w:jc w:val="center"/>
+              <w:rPr>
+                <w:rFonts w:ascii="宋体" w:hAnsi="宋体" w:hint="eastAsia"/>
+              </w:rPr>
+            </w:pPr>
+          </w:p>
+          <w:p>
+            <w:pPr>
+              <w:ind w:firstLineChars="0" w:firstLine="0"/>
+              <w:jc w:val="center"/>
+              <w:rPr>
+                <w:rFonts w:ascii="宋体" w:hAnsi="宋体" w:hint="eastAsia"/>
+              </w:rPr>
+            </w:pPr>
+          </w:p>
+          <w:p>
+            <w:pPr>
+              <w:ind w:firstLineChars="0" w:firstLine="0"/>
+              <w:jc w:val="center"/>
+              <w:rPr>
+                <w:rFonts w:ascii="宋体" w:hAnsi="宋体" w:hint="eastAsia"/>
+              </w:rPr>
+            </w:pPr>
+          </w:p>
+          <w:p>
+            <w:pPr>
+              <w:ind w:firstLineChars="0" w:firstLine="0"/>
+              <w:jc w:val="center"/>
+              <w:rPr>
+                <w:rFonts w:ascii="宋体" w:hAnsi="宋体" w:hint="eastAsia"/>
+              </w:rPr>
+            </w:pPr>
+          </w:p>
+          <w:p>
+            <w:pPr>
+              <w:ind w:firstLineChars="0" w:firstLine="0"/>
+              <w:jc w:val="center"/>
+              <w:rPr>
+                <w:rFonts w:ascii="宋体" w:hAnsi="宋体" w:hint="eastAsia"/>
               </w:rPr>
             </w:pPr>
             <w:r>
@@ -6286,169 +6294,169 @@
               <w:ind w:firstLineChars="0" w:firstLine="0"/>
               <w:jc w:val="center"/>
               <w:rPr>
-                <w:rFonts w:ascii="宋体" w:hAnsi="宋体"/>
-              </w:rPr>
-            </w:pPr>
-          </w:p>
-          <w:p>
-            <w:pPr>
-              <w:ind w:firstLineChars="0" w:firstLine="0"/>
-              <w:jc w:val="center"/>
-              <w:rPr>
-                <w:rFonts w:ascii="宋体" w:hAnsi="宋体"/>
-              </w:rPr>
-            </w:pPr>
-          </w:p>
-          <w:p>
-            <w:pPr>
-              <w:ind w:firstLineChars="0" w:firstLine="0"/>
-              <w:jc w:val="center"/>
-              <w:rPr>
-                <w:rFonts w:ascii="宋体" w:hAnsi="宋体"/>
-              </w:rPr>
-            </w:pPr>
-          </w:p>
-          <w:p>
-            <w:pPr>
-              <w:ind w:firstLineChars="0" w:firstLine="0"/>
-              <w:jc w:val="center"/>
-              <w:rPr>
-                <w:rFonts w:ascii="宋体" w:hAnsi="宋体"/>
-              </w:rPr>
-            </w:pPr>
-          </w:p>
-          <w:p>
-            <w:pPr>
-              <w:ind w:firstLineChars="0" w:firstLine="0"/>
-              <w:jc w:val="center"/>
-              <w:rPr>
-                <w:rFonts w:ascii="宋体" w:hAnsi="宋体"/>
-              </w:rPr>
-            </w:pPr>
-          </w:p>
-          <w:p>
-            <w:pPr>
-              <w:ind w:firstLineChars="0" w:firstLine="0"/>
-              <w:jc w:val="center"/>
-              <w:rPr>
-                <w:rFonts w:ascii="宋体" w:hAnsi="宋体"/>
-              </w:rPr>
-            </w:pPr>
-          </w:p>
-          <w:p>
-            <w:pPr>
-              <w:ind w:firstLineChars="0" w:firstLine="0"/>
-              <w:jc w:val="center"/>
-              <w:rPr>
-                <w:rFonts w:ascii="宋体" w:hAnsi="宋体"/>
-              </w:rPr>
-            </w:pPr>
-          </w:p>
-          <w:p>
-            <w:pPr>
-              <w:ind w:firstLineChars="0" w:firstLine="0"/>
-              <w:jc w:val="center"/>
-              <w:rPr>
-                <w:rFonts w:ascii="宋体" w:hAnsi="宋体"/>
-              </w:rPr>
-            </w:pPr>
-          </w:p>
-          <w:p>
-            <w:pPr>
-              <w:ind w:firstLineChars="0" w:firstLine="0"/>
-              <w:jc w:val="center"/>
-              <w:rPr>
-                <w:rFonts w:ascii="宋体" w:hAnsi="宋体"/>
-              </w:rPr>
-            </w:pPr>
-          </w:p>
-          <w:p>
-            <w:pPr>
-              <w:ind w:firstLineChars="0" w:firstLine="0"/>
-              <w:jc w:val="center"/>
-              <w:rPr>
-                <w:rFonts w:ascii="宋体" w:hAnsi="宋体"/>
-              </w:rPr>
-            </w:pPr>
-          </w:p>
-          <w:p>
-            <w:pPr>
-              <w:ind w:firstLineChars="0" w:firstLine="0"/>
-              <w:jc w:val="center"/>
-              <w:rPr>
-                <w:rFonts w:ascii="宋体" w:hAnsi="宋体"/>
-              </w:rPr>
-            </w:pPr>
-          </w:p>
-          <w:p>
-            <w:pPr>
-              <w:ind w:firstLineChars="0" w:firstLine="0"/>
-              <w:jc w:val="center"/>
-              <w:rPr>
-                <w:rFonts w:ascii="宋体" w:hAnsi="宋体"/>
-              </w:rPr>
-            </w:pPr>
-          </w:p>
-          <w:p>
-            <w:pPr>
-              <w:ind w:firstLineChars="0" w:firstLine="0"/>
-              <w:jc w:val="center"/>
-              <w:rPr>
-                <w:rFonts w:ascii="宋体" w:hAnsi="宋体"/>
-              </w:rPr>
-            </w:pPr>
-          </w:p>
-          <w:p>
-            <w:pPr>
-              <w:ind w:firstLineChars="0" w:firstLine="0"/>
-              <w:jc w:val="center"/>
-              <w:rPr>
-                <w:rFonts w:ascii="宋体" w:hAnsi="宋体"/>
-              </w:rPr>
-            </w:pPr>
-          </w:p>
-          <w:p>
-            <w:pPr>
-              <w:ind w:firstLineChars="0" w:firstLine="0"/>
-              <w:jc w:val="center"/>
-              <w:rPr>
-                <w:rFonts w:ascii="宋体" w:hAnsi="宋体"/>
-              </w:rPr>
-            </w:pPr>
-          </w:p>
-          <w:p>
-            <w:pPr>
-              <w:ind w:firstLineChars="0" w:firstLine="0"/>
-              <w:jc w:val="center"/>
-              <w:rPr>
-                <w:rFonts w:ascii="宋体" w:hAnsi="宋体"/>
-              </w:rPr>
-            </w:pPr>
-          </w:p>
-          <w:p>
-            <w:pPr>
-              <w:ind w:firstLineChars="0" w:firstLine="0"/>
-              <w:jc w:val="center"/>
-              <w:rPr>
-                <w:rFonts w:ascii="宋体" w:hAnsi="宋体"/>
-              </w:rPr>
-            </w:pPr>
-          </w:p>
-          <w:p>
-            <w:pPr>
-              <w:ind w:firstLineChars="0" w:firstLine="0"/>
-              <w:jc w:val="center"/>
-              <w:rPr>
-                <w:rFonts w:ascii="宋体" w:hAnsi="宋体"/>
-              </w:rPr>
-            </w:pPr>
-          </w:p>
-          <w:p>
-            <w:pPr>
-              <w:ind w:firstLineChars="0" w:firstLine="0"/>
-              <w:jc w:val="center"/>
-              <w:rPr>
-                <w:rFonts w:ascii="宋体" w:hAnsi="宋体"/>
+                <w:rFonts w:ascii="宋体" w:hAnsi="宋体" w:hint="eastAsia"/>
+              </w:rPr>
+            </w:pPr>
+          </w:p>
+          <w:p>
+            <w:pPr>
+              <w:ind w:firstLineChars="0" w:firstLine="0"/>
+              <w:jc w:val="center"/>
+              <w:rPr>
+                <w:rFonts w:ascii="宋体" w:hAnsi="宋体" w:hint="eastAsia"/>
+              </w:rPr>
+            </w:pPr>
+          </w:p>
+          <w:p>
+            <w:pPr>
+              <w:ind w:firstLineChars="0" w:firstLine="0"/>
+              <w:jc w:val="center"/>
+              <w:rPr>
+                <w:rFonts w:ascii="宋体" w:hAnsi="宋体" w:hint="eastAsia"/>
+              </w:rPr>
+            </w:pPr>
+          </w:p>
+          <w:p>
+            <w:pPr>
+              <w:ind w:firstLineChars="0" w:firstLine="0"/>
+              <w:jc w:val="center"/>
+              <w:rPr>
+                <w:rFonts w:ascii="宋体" w:hAnsi="宋体" w:hint="eastAsia"/>
+              </w:rPr>
+            </w:pPr>
+          </w:p>
+          <w:p>
+            <w:pPr>
+              <w:ind w:firstLineChars="0" w:firstLine="0"/>
+              <w:jc w:val="center"/>
+              <w:rPr>
+                <w:rFonts w:ascii="宋体" w:hAnsi="宋体" w:hint="eastAsia"/>
+              </w:rPr>
+            </w:pPr>
+          </w:p>
+          <w:p>
+            <w:pPr>
+              <w:ind w:firstLineChars="0" w:firstLine="0"/>
+              <w:jc w:val="center"/>
+              <w:rPr>
+                <w:rFonts w:ascii="宋体" w:hAnsi="宋体" w:hint="eastAsia"/>
+              </w:rPr>
+            </w:pPr>
+          </w:p>
+          <w:p>
+            <w:pPr>
+              <w:ind w:firstLineChars="0" w:firstLine="0"/>
+              <w:jc w:val="center"/>
+              <w:rPr>
+                <w:rFonts w:ascii="宋体" w:hAnsi="宋体" w:hint="eastAsia"/>
+              </w:rPr>
+            </w:pPr>
+          </w:p>
+          <w:p>
+            <w:pPr>
+              <w:ind w:firstLineChars="0" w:firstLine="0"/>
+              <w:jc w:val="center"/>
+              <w:rPr>
+                <w:rFonts w:ascii="宋体" w:hAnsi="宋体" w:hint="eastAsia"/>
+              </w:rPr>
+            </w:pPr>
+          </w:p>
+          <w:p>
+            <w:pPr>
+              <w:ind w:firstLineChars="0" w:firstLine="0"/>
+              <w:jc w:val="center"/>
+              <w:rPr>
+                <w:rFonts w:ascii="宋体" w:hAnsi="宋体" w:hint="eastAsia"/>
+              </w:rPr>
+            </w:pPr>
+          </w:p>
+          <w:p>
+            <w:pPr>
+              <w:ind w:firstLineChars="0" w:firstLine="0"/>
+              <w:jc w:val="center"/>
+              <w:rPr>
+                <w:rFonts w:ascii="宋体" w:hAnsi="宋体" w:hint="eastAsia"/>
+              </w:rPr>
+            </w:pPr>
+          </w:p>
+          <w:p>
+            <w:pPr>
+              <w:ind w:firstLineChars="0" w:firstLine="0"/>
+              <w:jc w:val="center"/>
+              <w:rPr>
+                <w:rFonts w:ascii="宋体" w:hAnsi="宋体" w:hint="eastAsia"/>
+              </w:rPr>
+            </w:pPr>
+          </w:p>
+          <w:p>
+            <w:pPr>
+              <w:ind w:firstLineChars="0" w:firstLine="0"/>
+              <w:jc w:val="center"/>
+              <w:rPr>
+                <w:rFonts w:ascii="宋体" w:hAnsi="宋体" w:hint="eastAsia"/>
+              </w:rPr>
+            </w:pPr>
+          </w:p>
+          <w:p>
+            <w:pPr>
+              <w:ind w:firstLineChars="0" w:firstLine="0"/>
+              <w:jc w:val="center"/>
+              <w:rPr>
+                <w:rFonts w:ascii="宋体" w:hAnsi="宋体" w:hint="eastAsia"/>
+              </w:rPr>
+            </w:pPr>
+          </w:p>
+          <w:p>
+            <w:pPr>
+              <w:ind w:firstLineChars="0" w:firstLine="0"/>
+              <w:jc w:val="center"/>
+              <w:rPr>
+                <w:rFonts w:ascii="宋体" w:hAnsi="宋体" w:hint="eastAsia"/>
+              </w:rPr>
+            </w:pPr>
+          </w:p>
+          <w:p>
+            <w:pPr>
+              <w:ind w:firstLineChars="0" w:firstLine="0"/>
+              <w:jc w:val="center"/>
+              <w:rPr>
+                <w:rFonts w:ascii="宋体" w:hAnsi="宋体" w:hint="eastAsia"/>
+              </w:rPr>
+            </w:pPr>
+          </w:p>
+          <w:p>
+            <w:pPr>
+              <w:ind w:firstLineChars="0" w:firstLine="0"/>
+              <w:jc w:val="center"/>
+              <w:rPr>
+                <w:rFonts w:ascii="宋体" w:hAnsi="宋体" w:hint="eastAsia"/>
+              </w:rPr>
+            </w:pPr>
+          </w:p>
+          <w:p>
+            <w:pPr>
+              <w:ind w:firstLineChars="0" w:firstLine="0"/>
+              <w:jc w:val="center"/>
+              <w:rPr>
+                <w:rFonts w:ascii="宋体" w:hAnsi="宋体" w:hint="eastAsia"/>
+              </w:rPr>
+            </w:pPr>
+          </w:p>
+          <w:p>
+            <w:pPr>
+              <w:ind w:firstLineChars="0" w:firstLine="0"/>
+              <w:jc w:val="center"/>
+              <w:rPr>
+                <w:rFonts w:ascii="宋体" w:hAnsi="宋体" w:hint="eastAsia"/>
+              </w:rPr>
+            </w:pPr>
+          </w:p>
+          <w:p>
+            <w:pPr>
+              <w:ind w:firstLineChars="0" w:firstLine="0"/>
+              <w:jc w:val="center"/>
+              <w:rPr>
+                <w:rFonts w:ascii="宋体" w:hAnsi="宋体" w:hint="eastAsia"/>
               </w:rPr>
             </w:pPr>
           </w:p>
@@ -6474,7 +6482,7 @@
               <w:ind w:firstLineChars="0" w:firstLine="0"/>
               <w:jc w:val="center"/>
               <w:rPr>
-                <w:rFonts w:ascii="宋体" w:hAnsi="宋体"/>
+                <w:rFonts w:ascii="宋体" w:hAnsi="宋体" w:hint="eastAsia"/>
               </w:rPr>
             </w:pPr>
             <w:r>
@@ -6490,160 +6498,160 @@
               <w:ind w:firstLineChars="0" w:firstLine="0"/>
               <w:jc w:val="center"/>
               <w:rPr>
-                <w:rFonts w:ascii="宋体" w:hAnsi="宋体"/>
-              </w:rPr>
-            </w:pPr>
-          </w:p>
-          <w:p>
-            <w:pPr>
-              <w:ind w:firstLineChars="0" w:firstLine="0"/>
-              <w:jc w:val="center"/>
-              <w:rPr>
-                <w:rFonts w:ascii="宋体" w:hAnsi="宋体"/>
-              </w:rPr>
-            </w:pPr>
-          </w:p>
-          <w:p>
-            <w:pPr>
-              <w:ind w:firstLineChars="0" w:firstLine="0"/>
-              <w:jc w:val="center"/>
-              <w:rPr>
-                <w:rFonts w:ascii="宋体" w:hAnsi="宋体"/>
-              </w:rPr>
-            </w:pPr>
-          </w:p>
-          <w:p>
-            <w:pPr>
-              <w:ind w:firstLineChars="0" w:firstLine="0"/>
-              <w:jc w:val="center"/>
-              <w:rPr>
-                <w:rFonts w:ascii="宋体" w:hAnsi="宋体"/>
-              </w:rPr>
-            </w:pPr>
-          </w:p>
-          <w:p>
-            <w:pPr>
-              <w:ind w:firstLineChars="0" w:firstLine="0"/>
-              <w:jc w:val="center"/>
-              <w:rPr>
-                <w:rFonts w:ascii="宋体" w:hAnsi="宋体"/>
-              </w:rPr>
-            </w:pPr>
-          </w:p>
-          <w:p>
-            <w:pPr>
-              <w:ind w:firstLineChars="0" w:firstLine="0"/>
-              <w:jc w:val="center"/>
-              <w:rPr>
-                <w:rFonts w:ascii="宋体" w:hAnsi="宋体"/>
-              </w:rPr>
-            </w:pPr>
-          </w:p>
-          <w:p>
-            <w:pPr>
-              <w:ind w:firstLineChars="0" w:firstLine="0"/>
-              <w:jc w:val="center"/>
-              <w:rPr>
-                <w:rFonts w:ascii="宋体" w:hAnsi="宋体"/>
-              </w:rPr>
-            </w:pPr>
-          </w:p>
-          <w:p>
-            <w:pPr>
-              <w:ind w:firstLineChars="0" w:firstLine="0"/>
-              <w:jc w:val="center"/>
-              <w:rPr>
-                <w:rFonts w:ascii="宋体" w:hAnsi="宋体"/>
-              </w:rPr>
-            </w:pPr>
-          </w:p>
-          <w:p>
-            <w:pPr>
-              <w:ind w:firstLineChars="0" w:firstLine="0"/>
-              <w:jc w:val="center"/>
-              <w:rPr>
-                <w:rFonts w:ascii="宋体" w:hAnsi="宋体"/>
-              </w:rPr>
-            </w:pPr>
-          </w:p>
-          <w:p>
-            <w:pPr>
-              <w:ind w:firstLineChars="0" w:firstLine="0"/>
-              <w:jc w:val="center"/>
-              <w:rPr>
-                <w:rFonts w:ascii="宋体" w:hAnsi="宋体"/>
-              </w:rPr>
-            </w:pPr>
-          </w:p>
-          <w:p>
-            <w:pPr>
-              <w:ind w:firstLineChars="0" w:firstLine="0"/>
-              <w:jc w:val="center"/>
-              <w:rPr>
-                <w:rFonts w:ascii="宋体" w:hAnsi="宋体"/>
-              </w:rPr>
-            </w:pPr>
-          </w:p>
-          <w:p>
-            <w:pPr>
-              <w:ind w:firstLineChars="0" w:firstLine="0"/>
-              <w:jc w:val="center"/>
-              <w:rPr>
-                <w:rFonts w:ascii="宋体" w:hAnsi="宋体"/>
-              </w:rPr>
-            </w:pPr>
-          </w:p>
-          <w:p>
-            <w:pPr>
-              <w:ind w:firstLineChars="0" w:firstLine="0"/>
-              <w:jc w:val="center"/>
-              <w:rPr>
-                <w:rFonts w:ascii="宋体" w:hAnsi="宋体"/>
-              </w:rPr>
-            </w:pPr>
-          </w:p>
-          <w:p>
-            <w:pPr>
-              <w:ind w:firstLineChars="0" w:firstLine="0"/>
-              <w:jc w:val="center"/>
-              <w:rPr>
-                <w:rFonts w:ascii="宋体" w:hAnsi="宋体"/>
-              </w:rPr>
-            </w:pPr>
-          </w:p>
-          <w:p>
-            <w:pPr>
-              <w:ind w:firstLineChars="0" w:firstLine="0"/>
-              <w:jc w:val="center"/>
-              <w:rPr>
-                <w:rFonts w:ascii="宋体" w:hAnsi="宋体"/>
-              </w:rPr>
-            </w:pPr>
-          </w:p>
-          <w:p>
-            <w:pPr>
-              <w:ind w:firstLineChars="0" w:firstLine="0"/>
-              <w:jc w:val="center"/>
-              <w:rPr>
-                <w:rFonts w:ascii="宋体" w:hAnsi="宋体"/>
-              </w:rPr>
-            </w:pPr>
-          </w:p>
-          <w:p>
-            <w:pPr>
-              <w:ind w:firstLineChars="0" w:firstLine="0"/>
-              <w:jc w:val="center"/>
-              <w:rPr>
-                <w:rFonts w:ascii="宋体" w:hAnsi="宋体"/>
-              </w:rPr>
-            </w:pPr>
-          </w:p>
-          <w:p>
-            <w:pPr>
-              <w:ind w:firstLineChars="0" w:firstLine="0"/>
-              <w:jc w:val="center"/>
-              <w:rPr>
-                <w:rFonts w:ascii="宋体" w:hAnsi="宋体"/>
+                <w:rFonts w:ascii="宋体" w:hAnsi="宋体" w:hint="eastAsia"/>
+              </w:rPr>
+            </w:pPr>
+          </w:p>
+          <w:p>
+            <w:pPr>
+              <w:ind w:firstLineChars="0" w:firstLine="0"/>
+              <w:jc w:val="center"/>
+              <w:rPr>
+                <w:rFonts w:ascii="宋体" w:hAnsi="宋体" w:hint="eastAsia"/>
+              </w:rPr>
+            </w:pPr>
+          </w:p>
+          <w:p>
+            <w:pPr>
+              <w:ind w:firstLineChars="0" w:firstLine="0"/>
+              <w:jc w:val="center"/>
+              <w:rPr>
+                <w:rFonts w:ascii="宋体" w:hAnsi="宋体" w:hint="eastAsia"/>
+              </w:rPr>
+            </w:pPr>
+          </w:p>
+          <w:p>
+            <w:pPr>
+              <w:ind w:firstLineChars="0" w:firstLine="0"/>
+              <w:jc w:val="center"/>
+              <w:rPr>
+                <w:rFonts w:ascii="宋体" w:hAnsi="宋体" w:hint="eastAsia"/>
+              </w:rPr>
+            </w:pPr>
+          </w:p>
+          <w:p>
+            <w:pPr>
+              <w:ind w:firstLineChars="0" w:firstLine="0"/>
+              <w:jc w:val="center"/>
+              <w:rPr>
+                <w:rFonts w:ascii="宋体" w:hAnsi="宋体" w:hint="eastAsia"/>
+              </w:rPr>
+            </w:pPr>
+          </w:p>
+          <w:p>
+            <w:pPr>
+              <w:ind w:firstLineChars="0" w:firstLine="0"/>
+              <w:jc w:val="center"/>
+              <w:rPr>
+                <w:rFonts w:ascii="宋体" w:hAnsi="宋体" w:hint="eastAsia"/>
+              </w:rPr>
+            </w:pPr>
+          </w:p>
+          <w:p>
+            <w:pPr>
+              <w:ind w:firstLineChars="0" w:firstLine="0"/>
+              <w:jc w:val="center"/>
+              <w:rPr>
+                <w:rFonts w:ascii="宋体" w:hAnsi="宋体" w:hint="eastAsia"/>
+              </w:rPr>
+            </w:pPr>
+          </w:p>
+          <w:p>
+            <w:pPr>
+              <w:ind w:firstLineChars="0" w:firstLine="0"/>
+              <w:jc w:val="center"/>
+              <w:rPr>
+                <w:rFonts w:ascii="宋体" w:hAnsi="宋体" w:hint="eastAsia"/>
+              </w:rPr>
+            </w:pPr>
+          </w:p>
+          <w:p>
+            <w:pPr>
+              <w:ind w:firstLineChars="0" w:firstLine="0"/>
+              <w:jc w:val="center"/>
+              <w:rPr>
+                <w:rFonts w:ascii="宋体" w:hAnsi="宋体" w:hint="eastAsia"/>
+              </w:rPr>
+            </w:pPr>
+          </w:p>
+          <w:p>
+            <w:pPr>
+              <w:ind w:firstLineChars="0" w:firstLine="0"/>
+              <w:jc w:val="center"/>
+              <w:rPr>
+                <w:rFonts w:ascii="宋体" w:hAnsi="宋体" w:hint="eastAsia"/>
+              </w:rPr>
+            </w:pPr>
+          </w:p>
+          <w:p>
+            <w:pPr>
+              <w:ind w:firstLineChars="0" w:firstLine="0"/>
+              <w:jc w:val="center"/>
+              <w:rPr>
+                <w:rFonts w:ascii="宋体" w:hAnsi="宋体" w:hint="eastAsia"/>
+              </w:rPr>
+            </w:pPr>
+          </w:p>
+          <w:p>
+            <w:pPr>
+              <w:ind w:firstLineChars="0" w:firstLine="0"/>
+              <w:jc w:val="center"/>
+              <w:rPr>
+                <w:rFonts w:ascii="宋体" w:hAnsi="宋体" w:hint="eastAsia"/>
+              </w:rPr>
+            </w:pPr>
+          </w:p>
+          <w:p>
+            <w:pPr>
+              <w:ind w:firstLineChars="0" w:firstLine="0"/>
+              <w:jc w:val="center"/>
+              <w:rPr>
+                <w:rFonts w:ascii="宋体" w:hAnsi="宋体" w:hint="eastAsia"/>
+              </w:rPr>
+            </w:pPr>
+          </w:p>
+          <w:p>
+            <w:pPr>
+              <w:ind w:firstLineChars="0" w:firstLine="0"/>
+              <w:jc w:val="center"/>
+              <w:rPr>
+                <w:rFonts w:ascii="宋体" w:hAnsi="宋体" w:hint="eastAsia"/>
+              </w:rPr>
+            </w:pPr>
+          </w:p>
+          <w:p>
+            <w:pPr>
+              <w:ind w:firstLineChars="0" w:firstLine="0"/>
+              <w:jc w:val="center"/>
+              <w:rPr>
+                <w:rFonts w:ascii="宋体" w:hAnsi="宋体" w:hint="eastAsia"/>
+              </w:rPr>
+            </w:pPr>
+          </w:p>
+          <w:p>
+            <w:pPr>
+              <w:ind w:firstLineChars="0" w:firstLine="0"/>
+              <w:jc w:val="center"/>
+              <w:rPr>
+                <w:rFonts w:ascii="宋体" w:hAnsi="宋体" w:hint="eastAsia"/>
+              </w:rPr>
+            </w:pPr>
+          </w:p>
+          <w:p>
+            <w:pPr>
+              <w:ind w:firstLineChars="0" w:firstLine="0"/>
+              <w:jc w:val="center"/>
+              <w:rPr>
+                <w:rFonts w:ascii="宋体" w:hAnsi="宋体" w:hint="eastAsia"/>
+              </w:rPr>
+            </w:pPr>
+          </w:p>
+          <w:p>
+            <w:pPr>
+              <w:ind w:firstLineChars="0" w:firstLine="0"/>
+              <w:jc w:val="center"/>
+              <w:rPr>
+                <w:rFonts w:ascii="宋体" w:hAnsi="宋体" w:hint="eastAsia"/>
               </w:rPr>
             </w:pPr>
             <w:r>
@@ -6664,7 +6672,7 @@
               <w:ind w:firstLineChars="0" w:firstLine="0"/>
               <w:jc w:val="center"/>
               <w:rPr>
-                <w:rFonts w:ascii="宋体" w:hAnsi="宋体"/>
+                <w:rFonts w:ascii="宋体" w:hAnsi="宋体" w:hint="eastAsia"/>
               </w:rPr>
             </w:pPr>
             <w:r>
@@ -6679,16 +6687,16 @@
               <w:ind w:firstLineChars="0" w:firstLine="0"/>
               <w:jc w:val="center"/>
               <w:rPr>
-                <w:rFonts w:ascii="宋体" w:hAnsi="宋体"/>
-              </w:rPr>
-            </w:pPr>
-          </w:p>
-          <w:p>
-            <w:pPr>
-              <w:ind w:firstLineChars="0" w:firstLine="0"/>
-              <w:jc w:val="center"/>
-              <w:rPr>
-                <w:rFonts w:ascii="宋体" w:hAnsi="宋体"/>
+                <w:rFonts w:ascii="宋体" w:hAnsi="宋体" w:hint="eastAsia"/>
+              </w:rPr>
+            </w:pPr>
+          </w:p>
+          <w:p>
+            <w:pPr>
+              <w:ind w:firstLineChars="0" w:firstLine="0"/>
+              <w:jc w:val="center"/>
+              <w:rPr>
+                <w:rFonts w:ascii="宋体" w:hAnsi="宋体" w:hint="eastAsia"/>
               </w:rPr>
             </w:pPr>
             <w:r>
@@ -6703,16 +6711,16 @@
               <w:ind w:firstLineChars="0" w:firstLine="0"/>
               <w:jc w:val="center"/>
               <w:rPr>
-                <w:rFonts w:ascii="宋体" w:hAnsi="宋体"/>
-              </w:rPr>
-            </w:pPr>
-          </w:p>
-          <w:p>
-            <w:pPr>
-              <w:ind w:firstLineChars="0" w:firstLine="0"/>
-              <w:jc w:val="center"/>
-              <w:rPr>
-                <w:rFonts w:ascii="宋体" w:hAnsi="宋体"/>
+                <w:rFonts w:ascii="宋体" w:hAnsi="宋体" w:hint="eastAsia"/>
+              </w:rPr>
+            </w:pPr>
+          </w:p>
+          <w:p>
+            <w:pPr>
+              <w:ind w:firstLineChars="0" w:firstLine="0"/>
+              <w:jc w:val="center"/>
+              <w:rPr>
+                <w:rFonts w:ascii="宋体" w:hAnsi="宋体" w:hint="eastAsia"/>
               </w:rPr>
             </w:pPr>
             <w:r>
@@ -6727,16 +6735,16 @@
               <w:ind w:firstLineChars="0" w:firstLine="0"/>
               <w:jc w:val="center"/>
               <w:rPr>
-                <w:rFonts w:ascii="宋体" w:hAnsi="宋体"/>
-              </w:rPr>
-            </w:pPr>
-          </w:p>
-          <w:p>
-            <w:pPr>
-              <w:ind w:firstLineChars="0" w:firstLine="0"/>
-              <w:jc w:val="center"/>
-              <w:rPr>
-                <w:rFonts w:ascii="宋体" w:hAnsi="宋体"/>
+                <w:rFonts w:ascii="宋体" w:hAnsi="宋体" w:hint="eastAsia"/>
+              </w:rPr>
+            </w:pPr>
+          </w:p>
+          <w:p>
+            <w:pPr>
+              <w:ind w:firstLineChars="0" w:firstLine="0"/>
+              <w:jc w:val="center"/>
+              <w:rPr>
+                <w:rFonts w:ascii="宋体" w:hAnsi="宋体" w:hint="eastAsia"/>
               </w:rPr>
             </w:pPr>
             <w:r>
@@ -6751,16 +6759,16 @@
               <w:ind w:firstLineChars="0" w:firstLine="0"/>
               <w:jc w:val="center"/>
               <w:rPr>
-                <w:rFonts w:ascii="宋体" w:hAnsi="宋体"/>
-              </w:rPr>
-            </w:pPr>
-          </w:p>
-          <w:p>
-            <w:pPr>
-              <w:ind w:firstLineChars="0" w:firstLine="0"/>
-              <w:jc w:val="center"/>
-              <w:rPr>
-                <w:rFonts w:ascii="宋体" w:hAnsi="宋体"/>
+                <w:rFonts w:ascii="宋体" w:hAnsi="宋体" w:hint="eastAsia"/>
+              </w:rPr>
+            </w:pPr>
+          </w:p>
+          <w:p>
+            <w:pPr>
+              <w:ind w:firstLineChars="0" w:firstLine="0"/>
+              <w:jc w:val="center"/>
+              <w:rPr>
+                <w:rFonts w:ascii="宋体" w:hAnsi="宋体" w:hint="eastAsia"/>
               </w:rPr>
             </w:pPr>
             <w:r>
@@ -6775,16 +6783,16 @@
               <w:ind w:firstLineChars="0" w:firstLine="0"/>
               <w:jc w:val="center"/>
               <w:rPr>
-                <w:rFonts w:ascii="宋体" w:hAnsi="宋体"/>
-              </w:rPr>
-            </w:pPr>
-          </w:p>
-          <w:p>
-            <w:pPr>
-              <w:ind w:firstLineChars="0" w:firstLine="0"/>
-              <w:jc w:val="center"/>
-              <w:rPr>
-                <w:rFonts w:ascii="宋体" w:hAnsi="宋体"/>
+                <w:rFonts w:ascii="宋体" w:hAnsi="宋体" w:hint="eastAsia"/>
+              </w:rPr>
+            </w:pPr>
+          </w:p>
+          <w:p>
+            <w:pPr>
+              <w:ind w:firstLineChars="0" w:firstLine="0"/>
+              <w:jc w:val="center"/>
+              <w:rPr>
+                <w:rFonts w:ascii="宋体" w:hAnsi="宋体" w:hint="eastAsia"/>
               </w:rPr>
             </w:pPr>
             <w:r>
@@ -6806,7 +6814,7 @@
               <w:ind w:firstLineChars="0" w:firstLine="0"/>
               <w:jc w:val="center"/>
               <w:rPr>
-                <w:rFonts w:ascii="宋体" w:hAnsi="宋体"/>
+                <w:rFonts w:ascii="宋体" w:hAnsi="宋体" w:hint="eastAsia"/>
               </w:rPr>
             </w:pPr>
             <w:r>
@@ -6877,7 +6885,7 @@
               <w:ind w:firstLineChars="0" w:firstLine="0"/>
               <w:jc w:val="center"/>
               <w:rPr>
-                <w:rFonts w:ascii="宋体" w:hAnsi="宋体"/>
+                <w:rFonts w:ascii="宋体" w:hAnsi="宋体" w:hint="eastAsia"/>
               </w:rPr>
             </w:pPr>
           </w:p>
@@ -6892,7 +6900,7 @@
               <w:ind w:firstLineChars="0" w:firstLine="0"/>
               <w:jc w:val="center"/>
               <w:rPr>
-                <w:rFonts w:ascii="宋体" w:hAnsi="宋体"/>
+                <w:rFonts w:ascii="宋体" w:hAnsi="宋体" w:hint="eastAsia"/>
               </w:rPr>
             </w:pPr>
             <w:r>
@@ -6914,79 +6922,79 @@
               <w:ind w:firstLineChars="0" w:firstLine="0"/>
               <w:jc w:val="center"/>
               <w:rPr>
-                <w:rFonts w:ascii="宋体" w:hAnsi="宋体"/>
-              </w:rPr>
-            </w:pPr>
-          </w:p>
-          <w:p>
-            <w:pPr>
-              <w:ind w:firstLineChars="0" w:firstLine="0"/>
-              <w:jc w:val="center"/>
-              <w:rPr>
-                <w:rFonts w:ascii="宋体" w:hAnsi="宋体"/>
-              </w:rPr>
-            </w:pPr>
-          </w:p>
-          <w:p>
-            <w:pPr>
-              <w:ind w:firstLineChars="0" w:firstLine="0"/>
-              <w:jc w:val="center"/>
-              <w:rPr>
-                <w:rFonts w:ascii="宋体" w:hAnsi="宋体"/>
-              </w:rPr>
-            </w:pPr>
-          </w:p>
-          <w:p>
-            <w:pPr>
-              <w:ind w:firstLineChars="0" w:firstLine="0"/>
-              <w:jc w:val="center"/>
-              <w:rPr>
-                <w:rFonts w:ascii="宋体" w:hAnsi="宋体"/>
-              </w:rPr>
-            </w:pPr>
-          </w:p>
-          <w:p>
-            <w:pPr>
-              <w:ind w:firstLineChars="0" w:firstLine="0"/>
-              <w:jc w:val="center"/>
-              <w:rPr>
-                <w:rFonts w:ascii="宋体" w:hAnsi="宋体"/>
-              </w:rPr>
-            </w:pPr>
-          </w:p>
-          <w:p>
-            <w:pPr>
-              <w:ind w:firstLineChars="0" w:firstLine="0"/>
-              <w:jc w:val="center"/>
-              <w:rPr>
-                <w:rFonts w:ascii="宋体" w:hAnsi="宋体"/>
-              </w:rPr>
-            </w:pPr>
-          </w:p>
-          <w:p>
-            <w:pPr>
-              <w:ind w:firstLineChars="0" w:firstLine="0"/>
-              <w:jc w:val="center"/>
-              <w:rPr>
-                <w:rFonts w:ascii="宋体" w:hAnsi="宋体"/>
-              </w:rPr>
-            </w:pPr>
-          </w:p>
-          <w:p>
-            <w:pPr>
-              <w:ind w:firstLineChars="0" w:firstLine="0"/>
-              <w:jc w:val="center"/>
-              <w:rPr>
-                <w:rFonts w:ascii="宋体" w:hAnsi="宋体"/>
-              </w:rPr>
-            </w:pPr>
-          </w:p>
-          <w:p>
-            <w:pPr>
-              <w:ind w:firstLineChars="0" w:firstLine="0"/>
-              <w:jc w:val="center"/>
-              <w:rPr>
-                <w:rFonts w:ascii="宋体" w:hAnsi="宋体"/>
+                <w:rFonts w:ascii="宋体" w:hAnsi="宋体" w:hint="eastAsia"/>
+              </w:rPr>
+            </w:pPr>
+          </w:p>
+          <w:p>
+            <w:pPr>
+              <w:ind w:firstLineChars="0" w:firstLine="0"/>
+              <w:jc w:val="center"/>
+              <w:rPr>
+                <w:rFonts w:ascii="宋体" w:hAnsi="宋体" w:hint="eastAsia"/>
+              </w:rPr>
+            </w:pPr>
+          </w:p>
+          <w:p>
+            <w:pPr>
+              <w:ind w:firstLineChars="0" w:firstLine="0"/>
+              <w:jc w:val="center"/>
+              <w:rPr>
+                <w:rFonts w:ascii="宋体" w:hAnsi="宋体" w:hint="eastAsia"/>
+              </w:rPr>
+            </w:pPr>
+          </w:p>
+          <w:p>
+            <w:pPr>
+              <w:ind w:firstLineChars="0" w:firstLine="0"/>
+              <w:jc w:val="center"/>
+              <w:rPr>
+                <w:rFonts w:ascii="宋体" w:hAnsi="宋体" w:hint="eastAsia"/>
+              </w:rPr>
+            </w:pPr>
+          </w:p>
+          <w:p>
+            <w:pPr>
+              <w:ind w:firstLineChars="0" w:firstLine="0"/>
+              <w:jc w:val="center"/>
+              <w:rPr>
+                <w:rFonts w:ascii="宋体" w:hAnsi="宋体" w:hint="eastAsia"/>
+              </w:rPr>
+            </w:pPr>
+          </w:p>
+          <w:p>
+            <w:pPr>
+              <w:ind w:firstLineChars="0" w:firstLine="0"/>
+              <w:jc w:val="center"/>
+              <w:rPr>
+                <w:rFonts w:ascii="宋体" w:hAnsi="宋体" w:hint="eastAsia"/>
+              </w:rPr>
+            </w:pPr>
+          </w:p>
+          <w:p>
+            <w:pPr>
+              <w:ind w:firstLineChars="0" w:firstLine="0"/>
+              <w:jc w:val="center"/>
+              <w:rPr>
+                <w:rFonts w:ascii="宋体" w:hAnsi="宋体" w:hint="eastAsia"/>
+              </w:rPr>
+            </w:pPr>
+          </w:p>
+          <w:p>
+            <w:pPr>
+              <w:ind w:firstLineChars="0" w:firstLine="0"/>
+              <w:jc w:val="center"/>
+              <w:rPr>
+                <w:rFonts w:ascii="宋体" w:hAnsi="宋体" w:hint="eastAsia"/>
+              </w:rPr>
+            </w:pPr>
+          </w:p>
+          <w:p>
+            <w:pPr>
+              <w:ind w:firstLineChars="0" w:firstLine="0"/>
+              <w:jc w:val="center"/>
+              <w:rPr>
+                <w:rFonts w:ascii="宋体" w:hAnsi="宋体" w:hint="eastAsia"/>
               </w:rPr>
             </w:pPr>
           </w:p>
@@ -7015,7 +7023,7 @@
               <w:ind w:firstLineChars="0" w:firstLine="0"/>
               <w:jc w:val="center"/>
               <w:rPr>
-                <w:rFonts w:ascii="宋体" w:hAnsi="宋体"/>
+                <w:rFonts w:ascii="宋体" w:hAnsi="宋体" w:hint="eastAsia"/>
               </w:rPr>
             </w:pPr>
           </w:p>
@@ -7033,7 +7041,7 @@
               <w:ind w:firstLineChars="0" w:firstLine="0"/>
               <w:jc w:val="center"/>
               <w:rPr>
-                <w:rFonts w:ascii="宋体" w:hAnsi="宋体"/>
+                <w:rFonts w:ascii="宋体" w:hAnsi="宋体" w:hint="eastAsia"/>
               </w:rPr>
             </w:pPr>
             <w:r>
@@ -7048,16 +7056,16 @@
               <w:ind w:firstLineChars="0" w:firstLine="0"/>
               <w:jc w:val="center"/>
               <w:rPr>
-                <w:rFonts w:ascii="宋体" w:hAnsi="宋体"/>
-              </w:rPr>
-            </w:pPr>
-          </w:p>
-          <w:p>
-            <w:pPr>
-              <w:ind w:firstLineChars="0" w:firstLine="0"/>
-              <w:jc w:val="center"/>
-              <w:rPr>
-                <w:rFonts w:ascii="宋体" w:hAnsi="宋体"/>
+                <w:rFonts w:ascii="宋体" w:hAnsi="宋体" w:hint="eastAsia"/>
+              </w:rPr>
+            </w:pPr>
+          </w:p>
+          <w:p>
+            <w:pPr>
+              <w:ind w:firstLineChars="0" w:firstLine="0"/>
+              <w:jc w:val="center"/>
+              <w:rPr>
+                <w:rFonts w:ascii="宋体" w:hAnsi="宋体" w:hint="eastAsia"/>
               </w:rPr>
             </w:pPr>
             <w:r>
@@ -7072,16 +7080,16 @@
               <w:ind w:firstLineChars="0" w:firstLine="0"/>
               <w:jc w:val="center"/>
               <w:rPr>
-                <w:rFonts w:ascii="宋体" w:hAnsi="宋体"/>
-              </w:rPr>
-            </w:pPr>
-          </w:p>
-          <w:p>
-            <w:pPr>
-              <w:ind w:firstLineChars="0" w:firstLine="0"/>
-              <w:jc w:val="center"/>
-              <w:rPr>
-                <w:rFonts w:ascii="宋体" w:hAnsi="宋体"/>
+                <w:rFonts w:ascii="宋体" w:hAnsi="宋体" w:hint="eastAsia"/>
+              </w:rPr>
+            </w:pPr>
+          </w:p>
+          <w:p>
+            <w:pPr>
+              <w:ind w:firstLineChars="0" w:firstLine="0"/>
+              <w:jc w:val="center"/>
+              <w:rPr>
+                <w:rFonts w:ascii="宋体" w:hAnsi="宋体" w:hint="eastAsia"/>
               </w:rPr>
             </w:pPr>
             <w:r>
@@ -7096,16 +7104,16 @@
               <w:ind w:firstLineChars="0" w:firstLine="0"/>
               <w:jc w:val="center"/>
               <w:rPr>
-                <w:rFonts w:ascii="宋体" w:hAnsi="宋体"/>
-              </w:rPr>
-            </w:pPr>
-          </w:p>
-          <w:p>
-            <w:pPr>
-              <w:ind w:firstLineChars="0" w:firstLine="0"/>
-              <w:jc w:val="center"/>
-              <w:rPr>
-                <w:rFonts w:ascii="宋体" w:hAnsi="宋体"/>
+                <w:rFonts w:ascii="宋体" w:hAnsi="宋体" w:hint="eastAsia"/>
+              </w:rPr>
+            </w:pPr>
+          </w:p>
+          <w:p>
+            <w:pPr>
+              <w:ind w:firstLineChars="0" w:firstLine="0"/>
+              <w:jc w:val="center"/>
+              <w:rPr>
+                <w:rFonts w:ascii="宋体" w:hAnsi="宋体" w:hint="eastAsia"/>
               </w:rPr>
             </w:pPr>
             <w:r>
@@ -7130,34 +7138,34 @@
               <w:ind w:firstLineChars="0" w:firstLine="0"/>
               <w:jc w:val="center"/>
               <w:rPr>
-                <w:rFonts w:ascii="宋体" w:hAnsi="宋体"/>
-              </w:rPr>
-            </w:pPr>
-          </w:p>
-          <w:p>
-            <w:pPr>
-              <w:ind w:firstLineChars="0" w:firstLine="0"/>
-              <w:jc w:val="center"/>
-              <w:rPr>
-                <w:rFonts w:ascii="宋体" w:hAnsi="宋体"/>
-              </w:rPr>
-            </w:pPr>
-          </w:p>
-          <w:p>
-            <w:pPr>
-              <w:ind w:firstLineChars="0" w:firstLine="0"/>
-              <w:jc w:val="center"/>
-              <w:rPr>
-                <w:rFonts w:ascii="宋体" w:hAnsi="宋体"/>
-              </w:rPr>
-            </w:pPr>
-          </w:p>
-          <w:p>
-            <w:pPr>
-              <w:ind w:firstLineChars="0" w:firstLine="0"/>
-              <w:jc w:val="center"/>
-              <w:rPr>
-                <w:rFonts w:ascii="宋体" w:hAnsi="宋体"/>
+                <w:rFonts w:ascii="宋体" w:hAnsi="宋体" w:hint="eastAsia"/>
+              </w:rPr>
+            </w:pPr>
+          </w:p>
+          <w:p>
+            <w:pPr>
+              <w:ind w:firstLineChars="0" w:firstLine="0"/>
+              <w:jc w:val="center"/>
+              <w:rPr>
+                <w:rFonts w:ascii="宋体" w:hAnsi="宋体" w:hint="eastAsia"/>
+              </w:rPr>
+            </w:pPr>
+          </w:p>
+          <w:p>
+            <w:pPr>
+              <w:ind w:firstLineChars="0" w:firstLine="0"/>
+              <w:jc w:val="center"/>
+              <w:rPr>
+                <w:rFonts w:ascii="宋体" w:hAnsi="宋体" w:hint="eastAsia"/>
+              </w:rPr>
+            </w:pPr>
+          </w:p>
+          <w:p>
+            <w:pPr>
+              <w:ind w:firstLineChars="0" w:firstLine="0"/>
+              <w:jc w:val="center"/>
+              <w:rPr>
+                <w:rFonts w:ascii="宋体" w:hAnsi="宋体" w:hint="eastAsia"/>
               </w:rPr>
             </w:pPr>
             <w:r>
@@ -7211,25 +7219,25 @@
               <w:ind w:firstLineChars="0" w:firstLine="0"/>
               <w:jc w:val="center"/>
               <w:rPr>
-                <w:rFonts w:ascii="宋体" w:hAnsi="宋体"/>
-              </w:rPr>
-            </w:pPr>
-          </w:p>
-          <w:p>
-            <w:pPr>
-              <w:ind w:firstLineChars="0" w:firstLine="0"/>
-              <w:jc w:val="center"/>
-              <w:rPr>
-                <w:rFonts w:ascii="宋体" w:hAnsi="宋体"/>
-              </w:rPr>
-            </w:pPr>
-          </w:p>
-          <w:p>
-            <w:pPr>
-              <w:ind w:firstLineChars="0" w:firstLine="0"/>
-              <w:jc w:val="center"/>
-              <w:rPr>
-                <w:rFonts w:ascii="宋体" w:hAnsi="宋体"/>
+                <w:rFonts w:ascii="宋体" w:hAnsi="宋体" w:hint="eastAsia"/>
+              </w:rPr>
+            </w:pPr>
+          </w:p>
+          <w:p>
+            <w:pPr>
+              <w:ind w:firstLineChars="0" w:firstLine="0"/>
+              <w:jc w:val="center"/>
+              <w:rPr>
+                <w:rFonts w:ascii="宋体" w:hAnsi="宋体" w:hint="eastAsia"/>
+              </w:rPr>
+            </w:pPr>
+          </w:p>
+          <w:p>
+            <w:pPr>
+              <w:ind w:firstLineChars="0" w:firstLine="0"/>
+              <w:jc w:val="center"/>
+              <w:rPr>
+                <w:rFonts w:ascii="宋体" w:hAnsi="宋体" w:hint="eastAsia"/>
               </w:rPr>
             </w:pPr>
           </w:p>
@@ -7256,7 +7264,7 @@
               <w:ind w:firstLineChars="0" w:firstLine="0"/>
               <w:jc w:val="center"/>
               <w:rPr>
-                <w:rFonts w:ascii="宋体" w:hAnsi="宋体"/>
+                <w:rFonts w:ascii="宋体" w:hAnsi="宋体" w:hint="eastAsia"/>
               </w:rPr>
             </w:pPr>
             <w:r>
@@ -7272,160 +7280,160 @@
               <w:ind w:firstLineChars="0" w:firstLine="0"/>
               <w:jc w:val="center"/>
               <w:rPr>
-                <w:rFonts w:ascii="宋体" w:hAnsi="宋体"/>
-              </w:rPr>
-            </w:pPr>
-          </w:p>
-          <w:p>
-            <w:pPr>
-              <w:ind w:firstLineChars="0" w:firstLine="0"/>
-              <w:jc w:val="center"/>
-              <w:rPr>
-                <w:rFonts w:ascii="宋体" w:hAnsi="宋体"/>
-              </w:rPr>
-            </w:pPr>
-          </w:p>
-          <w:p>
-            <w:pPr>
-              <w:ind w:firstLineChars="0" w:firstLine="0"/>
-              <w:jc w:val="center"/>
-              <w:rPr>
-                <w:rFonts w:ascii="宋体" w:hAnsi="宋体"/>
-              </w:rPr>
-            </w:pPr>
-          </w:p>
-          <w:p>
-            <w:pPr>
-              <w:ind w:firstLineChars="0" w:firstLine="0"/>
-              <w:jc w:val="center"/>
-              <w:rPr>
-                <w:rFonts w:ascii="宋体" w:hAnsi="宋体"/>
-              </w:rPr>
-            </w:pPr>
-          </w:p>
-          <w:p>
-            <w:pPr>
-              <w:ind w:firstLineChars="0" w:firstLine="0"/>
-              <w:jc w:val="center"/>
-              <w:rPr>
-                <w:rFonts w:ascii="宋体" w:hAnsi="宋体"/>
-              </w:rPr>
-            </w:pPr>
-          </w:p>
-          <w:p>
-            <w:pPr>
-              <w:ind w:firstLineChars="0" w:firstLine="0"/>
-              <w:jc w:val="center"/>
-              <w:rPr>
-                <w:rFonts w:ascii="宋体" w:hAnsi="宋体"/>
-              </w:rPr>
-            </w:pPr>
-          </w:p>
-          <w:p>
-            <w:pPr>
-              <w:ind w:firstLineChars="0" w:firstLine="0"/>
-              <w:jc w:val="center"/>
-              <w:rPr>
-                <w:rFonts w:ascii="宋体" w:hAnsi="宋体"/>
-              </w:rPr>
-            </w:pPr>
-          </w:p>
-          <w:p>
-            <w:pPr>
-              <w:ind w:firstLineChars="0" w:firstLine="0"/>
-              <w:jc w:val="center"/>
-              <w:rPr>
-                <w:rFonts w:ascii="宋体" w:hAnsi="宋体"/>
-              </w:rPr>
-            </w:pPr>
-          </w:p>
-          <w:p>
-            <w:pPr>
-              <w:ind w:firstLineChars="0" w:firstLine="0"/>
-              <w:jc w:val="center"/>
-              <w:rPr>
-                <w:rFonts w:ascii="宋体" w:hAnsi="宋体"/>
-              </w:rPr>
-            </w:pPr>
-          </w:p>
-          <w:p>
-            <w:pPr>
-              <w:ind w:firstLineChars="0" w:firstLine="0"/>
-              <w:jc w:val="center"/>
-              <w:rPr>
-                <w:rFonts w:ascii="宋体" w:hAnsi="宋体"/>
-              </w:rPr>
-            </w:pPr>
-          </w:p>
-          <w:p>
-            <w:pPr>
-              <w:ind w:firstLineChars="0" w:firstLine="0"/>
-              <w:jc w:val="center"/>
-              <w:rPr>
-                <w:rFonts w:ascii="宋体" w:hAnsi="宋体"/>
-              </w:rPr>
-            </w:pPr>
-          </w:p>
-          <w:p>
-            <w:pPr>
-              <w:ind w:firstLineChars="0" w:firstLine="0"/>
-              <w:jc w:val="center"/>
-              <w:rPr>
-                <w:rFonts w:ascii="宋体" w:hAnsi="宋体"/>
-              </w:rPr>
-            </w:pPr>
-          </w:p>
-          <w:p>
-            <w:pPr>
-              <w:ind w:firstLineChars="0" w:firstLine="0"/>
-              <w:jc w:val="center"/>
-              <w:rPr>
-                <w:rFonts w:ascii="宋体" w:hAnsi="宋体"/>
-              </w:rPr>
-            </w:pPr>
-          </w:p>
-          <w:p>
-            <w:pPr>
-              <w:ind w:firstLineChars="0" w:firstLine="0"/>
-              <w:jc w:val="center"/>
-              <w:rPr>
-                <w:rFonts w:ascii="宋体" w:hAnsi="宋体"/>
-              </w:rPr>
-            </w:pPr>
-          </w:p>
-          <w:p>
-            <w:pPr>
-              <w:ind w:firstLineChars="0" w:firstLine="0"/>
-              <w:jc w:val="center"/>
-              <w:rPr>
-                <w:rFonts w:ascii="宋体" w:hAnsi="宋体"/>
-              </w:rPr>
-            </w:pPr>
-          </w:p>
-          <w:p>
-            <w:pPr>
-              <w:ind w:firstLineChars="0" w:firstLine="0"/>
-              <w:jc w:val="center"/>
-              <w:rPr>
-                <w:rFonts w:ascii="宋体" w:hAnsi="宋体"/>
-              </w:rPr>
-            </w:pPr>
-          </w:p>
-          <w:p>
-            <w:pPr>
-              <w:ind w:firstLineChars="0" w:firstLine="0"/>
-              <w:jc w:val="center"/>
-              <w:rPr>
-                <w:rFonts w:ascii="宋体" w:hAnsi="宋体"/>
-              </w:rPr>
-            </w:pPr>
-          </w:p>
-          <w:p>
-            <w:pPr>
-              <w:ind w:firstLineChars="0" w:firstLine="0"/>
-              <w:jc w:val="center"/>
-              <w:rPr>
-                <w:rFonts w:ascii="宋体" w:hAnsi="宋体"/>
+                <w:rFonts w:ascii="宋体" w:hAnsi="宋体" w:hint="eastAsia"/>
+              </w:rPr>
+            </w:pPr>
+          </w:p>
+          <w:p>
+            <w:pPr>
+              <w:ind w:firstLineChars="0" w:firstLine="0"/>
+              <w:jc w:val="center"/>
+              <w:rPr>
+                <w:rFonts w:ascii="宋体" w:hAnsi="宋体" w:hint="eastAsia"/>
+              </w:rPr>
+            </w:pPr>
+          </w:p>
+          <w:p>
+            <w:pPr>
+              <w:ind w:firstLineChars="0" w:firstLine="0"/>
+              <w:jc w:val="center"/>
+              <w:rPr>
+                <w:rFonts w:ascii="宋体" w:hAnsi="宋体" w:hint="eastAsia"/>
+              </w:rPr>
+            </w:pPr>
+          </w:p>
+          <w:p>
+            <w:pPr>
+              <w:ind w:firstLineChars="0" w:firstLine="0"/>
+              <w:jc w:val="center"/>
+              <w:rPr>
+                <w:rFonts w:ascii="宋体" w:hAnsi="宋体" w:hint="eastAsia"/>
+              </w:rPr>
+            </w:pPr>
+          </w:p>
+          <w:p>
+            <w:pPr>
+              <w:ind w:firstLineChars="0" w:firstLine="0"/>
+              <w:jc w:val="center"/>
+              <w:rPr>
+                <w:rFonts w:ascii="宋体" w:hAnsi="宋体" w:hint="eastAsia"/>
+              </w:rPr>
+            </w:pPr>
+          </w:p>
+          <w:p>
+            <w:pPr>
+              <w:ind w:firstLineChars="0" w:firstLine="0"/>
+              <w:jc w:val="center"/>
+              <w:rPr>
+                <w:rFonts w:ascii="宋体" w:hAnsi="宋体" w:hint="eastAsia"/>
+              </w:rPr>
+            </w:pPr>
+          </w:p>
+          <w:p>
+            <w:pPr>
+              <w:ind w:firstLineChars="0" w:firstLine="0"/>
+              <w:jc w:val="center"/>
+              <w:rPr>
+                <w:rFonts w:ascii="宋体" w:hAnsi="宋体" w:hint="eastAsia"/>
+              </w:rPr>
+            </w:pPr>
+          </w:p>
+          <w:p>
+            <w:pPr>
+              <w:ind w:firstLineChars="0" w:firstLine="0"/>
+              <w:jc w:val="center"/>
+              <w:rPr>
+                <w:rFonts w:ascii="宋体" w:hAnsi="宋体" w:hint="eastAsia"/>
+              </w:rPr>
+            </w:pPr>
+          </w:p>
+          <w:p>
+            <w:pPr>
+              <w:ind w:firstLineChars="0" w:firstLine="0"/>
+              <w:jc w:val="center"/>
+              <w:rPr>
+                <w:rFonts w:ascii="宋体" w:hAnsi="宋体" w:hint="eastAsia"/>
+              </w:rPr>
+            </w:pPr>
+          </w:p>
+          <w:p>
+            <w:pPr>
+              <w:ind w:firstLineChars="0" w:firstLine="0"/>
+              <w:jc w:val="center"/>
+              <w:rPr>
+                <w:rFonts w:ascii="宋体" w:hAnsi="宋体" w:hint="eastAsia"/>
+              </w:rPr>
+            </w:pPr>
+          </w:p>
+          <w:p>
+            <w:pPr>
+              <w:ind w:firstLineChars="0" w:firstLine="0"/>
+              <w:jc w:val="center"/>
+              <w:rPr>
+                <w:rFonts w:ascii="宋体" w:hAnsi="宋体" w:hint="eastAsia"/>
+              </w:rPr>
+            </w:pPr>
+          </w:p>
+          <w:p>
+            <w:pPr>
+              <w:ind w:firstLineChars="0" w:firstLine="0"/>
+              <w:jc w:val="center"/>
+              <w:rPr>
+                <w:rFonts w:ascii="宋体" w:hAnsi="宋体" w:hint="eastAsia"/>
+              </w:rPr>
+            </w:pPr>
+          </w:p>
+          <w:p>
+            <w:pPr>
+              <w:ind w:firstLineChars="0" w:firstLine="0"/>
+              <w:jc w:val="center"/>
+              <w:rPr>
+                <w:rFonts w:ascii="宋体" w:hAnsi="宋体" w:hint="eastAsia"/>
+              </w:rPr>
+            </w:pPr>
+          </w:p>
+          <w:p>
+            <w:pPr>
+              <w:ind w:firstLineChars="0" w:firstLine="0"/>
+              <w:jc w:val="center"/>
+              <w:rPr>
+                <w:rFonts w:ascii="宋体" w:hAnsi="宋体" w:hint="eastAsia"/>
+              </w:rPr>
+            </w:pPr>
+          </w:p>
+          <w:p>
+            <w:pPr>
+              <w:ind w:firstLineChars="0" w:firstLine="0"/>
+              <w:jc w:val="center"/>
+              <w:rPr>
+                <w:rFonts w:ascii="宋体" w:hAnsi="宋体" w:hint="eastAsia"/>
+              </w:rPr>
+            </w:pPr>
+          </w:p>
+          <w:p>
+            <w:pPr>
+              <w:ind w:firstLineChars="0" w:firstLine="0"/>
+              <w:jc w:val="center"/>
+              <w:rPr>
+                <w:rFonts w:ascii="宋体" w:hAnsi="宋体" w:hint="eastAsia"/>
+              </w:rPr>
+            </w:pPr>
+          </w:p>
+          <w:p>
+            <w:pPr>
+              <w:ind w:firstLineChars="0" w:firstLine="0"/>
+              <w:jc w:val="center"/>
+              <w:rPr>
+                <w:rFonts w:ascii="宋体" w:hAnsi="宋体" w:hint="eastAsia"/>
+              </w:rPr>
+            </w:pPr>
+          </w:p>
+          <w:p>
+            <w:pPr>
+              <w:ind w:firstLineChars="0" w:firstLine="0"/>
+              <w:jc w:val="center"/>
+              <w:rPr>
+                <w:rFonts w:ascii="宋体" w:hAnsi="宋体" w:hint="eastAsia"/>
               </w:rPr>
             </w:pPr>
             <w:r>
@@ -7450,259 +7458,259 @@
               <w:ind w:firstLineChars="0" w:firstLine="0"/>
               <w:jc w:val="center"/>
               <w:rPr>
-                <w:rFonts w:ascii="宋体" w:hAnsi="宋体"/>
-              </w:rPr>
-            </w:pPr>
-          </w:p>
-          <w:p>
-            <w:pPr>
-              <w:ind w:firstLineChars="0" w:firstLine="0"/>
-              <w:jc w:val="center"/>
-              <w:rPr>
-                <w:rFonts w:ascii="宋体" w:hAnsi="宋体"/>
-              </w:rPr>
-            </w:pPr>
-          </w:p>
-          <w:p>
-            <w:pPr>
-              <w:ind w:firstLineChars="0" w:firstLine="0"/>
-              <w:jc w:val="center"/>
-              <w:rPr>
-                <w:rFonts w:ascii="宋体" w:hAnsi="宋体"/>
-              </w:rPr>
-            </w:pPr>
-          </w:p>
-          <w:p>
-            <w:pPr>
-              <w:ind w:firstLineChars="0" w:firstLine="0"/>
-              <w:jc w:val="center"/>
-              <w:rPr>
-                <w:rFonts w:ascii="宋体" w:hAnsi="宋体"/>
-              </w:rPr>
-            </w:pPr>
-          </w:p>
-          <w:p>
-            <w:pPr>
-              <w:ind w:firstLineChars="0" w:firstLine="0"/>
-              <w:jc w:val="center"/>
-              <w:rPr>
-                <w:rFonts w:ascii="宋体" w:hAnsi="宋体"/>
-              </w:rPr>
-            </w:pPr>
-          </w:p>
-          <w:p>
-            <w:pPr>
-              <w:ind w:firstLineChars="0" w:firstLine="0"/>
-              <w:jc w:val="center"/>
-              <w:rPr>
-                <w:rFonts w:ascii="宋体" w:hAnsi="宋体"/>
-              </w:rPr>
-            </w:pPr>
-          </w:p>
-          <w:p>
-            <w:pPr>
-              <w:ind w:firstLineChars="0" w:firstLine="0"/>
-              <w:jc w:val="center"/>
-              <w:rPr>
-                <w:rFonts w:ascii="宋体" w:hAnsi="宋体"/>
-              </w:rPr>
-            </w:pPr>
-          </w:p>
-          <w:p>
-            <w:pPr>
-              <w:ind w:firstLineChars="0" w:firstLine="0"/>
-              <w:jc w:val="center"/>
-              <w:rPr>
-                <w:rFonts w:ascii="宋体" w:hAnsi="宋体"/>
-              </w:rPr>
-            </w:pPr>
-          </w:p>
-          <w:p>
-            <w:pPr>
-              <w:ind w:firstLineChars="0" w:firstLine="0"/>
-              <w:jc w:val="center"/>
-              <w:rPr>
-                <w:rFonts w:ascii="宋体" w:hAnsi="宋体"/>
-              </w:rPr>
-            </w:pPr>
-          </w:p>
-          <w:p>
-            <w:pPr>
-              <w:ind w:firstLineChars="0" w:firstLine="0"/>
-              <w:jc w:val="center"/>
-              <w:rPr>
-                <w:rFonts w:ascii="宋体" w:hAnsi="宋体"/>
-              </w:rPr>
-            </w:pPr>
-          </w:p>
-          <w:p>
-            <w:pPr>
-              <w:ind w:firstLineChars="0" w:firstLine="0"/>
-              <w:jc w:val="center"/>
-              <w:rPr>
-                <w:rFonts w:ascii="宋体" w:hAnsi="宋体"/>
-              </w:rPr>
-            </w:pPr>
-          </w:p>
-          <w:p>
-            <w:pPr>
-              <w:ind w:firstLineChars="0" w:firstLine="0"/>
-              <w:jc w:val="center"/>
-              <w:rPr>
-                <w:rFonts w:ascii="宋体" w:hAnsi="宋体"/>
-              </w:rPr>
-            </w:pPr>
-          </w:p>
-          <w:p>
-            <w:pPr>
-              <w:ind w:firstLineChars="0" w:firstLine="0"/>
-              <w:jc w:val="center"/>
-              <w:rPr>
-                <w:rFonts w:ascii="宋体" w:hAnsi="宋体"/>
-              </w:rPr>
-            </w:pPr>
-          </w:p>
-          <w:p>
-            <w:pPr>
-              <w:ind w:firstLineChars="0" w:firstLine="0"/>
-              <w:jc w:val="center"/>
-              <w:rPr>
-                <w:rFonts w:ascii="宋体" w:hAnsi="宋体"/>
-              </w:rPr>
-            </w:pPr>
-          </w:p>
-          <w:p>
-            <w:pPr>
-              <w:ind w:firstLineChars="0" w:firstLine="0"/>
-              <w:jc w:val="center"/>
-              <w:rPr>
-                <w:rFonts w:ascii="宋体" w:hAnsi="宋体"/>
-              </w:rPr>
-            </w:pPr>
-          </w:p>
-          <w:p>
-            <w:pPr>
-              <w:ind w:firstLineChars="0" w:firstLine="0"/>
-              <w:jc w:val="center"/>
-              <w:rPr>
-                <w:rFonts w:ascii="宋体" w:hAnsi="宋体"/>
-              </w:rPr>
-            </w:pPr>
-          </w:p>
-          <w:p>
-            <w:pPr>
-              <w:ind w:firstLineChars="0" w:firstLine="0"/>
-              <w:jc w:val="center"/>
-              <w:rPr>
-                <w:rFonts w:ascii="宋体" w:hAnsi="宋体"/>
-              </w:rPr>
-            </w:pPr>
-          </w:p>
-          <w:p>
-            <w:pPr>
-              <w:ind w:firstLineChars="0" w:firstLine="0"/>
-              <w:jc w:val="center"/>
-              <w:rPr>
-                <w:rFonts w:ascii="宋体" w:hAnsi="宋体"/>
-              </w:rPr>
-            </w:pPr>
-          </w:p>
-          <w:p>
-            <w:pPr>
-              <w:ind w:firstLineChars="0" w:firstLine="0"/>
-              <w:jc w:val="center"/>
-              <w:rPr>
-                <w:rFonts w:ascii="宋体" w:hAnsi="宋体"/>
-              </w:rPr>
-            </w:pPr>
-          </w:p>
-          <w:p>
-            <w:pPr>
-              <w:ind w:firstLineChars="0" w:firstLine="0"/>
-              <w:jc w:val="center"/>
-              <w:rPr>
-                <w:rFonts w:ascii="宋体" w:hAnsi="宋体"/>
-              </w:rPr>
-            </w:pPr>
-          </w:p>
-          <w:p>
-            <w:pPr>
-              <w:ind w:firstLineChars="0" w:firstLine="0"/>
-              <w:jc w:val="center"/>
-              <w:rPr>
-                <w:rFonts w:ascii="宋体" w:hAnsi="宋体"/>
-              </w:rPr>
-            </w:pPr>
-          </w:p>
-          <w:p>
-            <w:pPr>
-              <w:ind w:firstLineChars="0" w:firstLine="0"/>
-              <w:jc w:val="center"/>
-              <w:rPr>
-                <w:rFonts w:ascii="宋体" w:hAnsi="宋体"/>
-              </w:rPr>
-            </w:pPr>
-          </w:p>
-          <w:p>
-            <w:pPr>
-              <w:ind w:firstLineChars="0" w:firstLine="0"/>
-              <w:jc w:val="center"/>
-              <w:rPr>
-                <w:rFonts w:ascii="宋体" w:hAnsi="宋体"/>
-              </w:rPr>
-            </w:pPr>
-          </w:p>
-          <w:p>
-            <w:pPr>
-              <w:ind w:firstLineChars="0" w:firstLine="0"/>
-              <w:jc w:val="center"/>
-              <w:rPr>
-                <w:rFonts w:ascii="宋体" w:hAnsi="宋体"/>
-              </w:rPr>
-            </w:pPr>
-          </w:p>
-          <w:p>
-            <w:pPr>
-              <w:ind w:firstLineChars="0" w:firstLine="0"/>
-              <w:jc w:val="center"/>
-              <w:rPr>
-                <w:rFonts w:ascii="宋体" w:hAnsi="宋体"/>
-              </w:rPr>
-            </w:pPr>
-          </w:p>
-          <w:p>
-            <w:pPr>
-              <w:ind w:firstLineChars="0" w:firstLine="0"/>
-              <w:jc w:val="center"/>
-              <w:rPr>
-                <w:rFonts w:ascii="宋体" w:hAnsi="宋体"/>
-              </w:rPr>
-            </w:pPr>
-          </w:p>
-          <w:p>
-            <w:pPr>
-              <w:ind w:firstLineChars="0" w:firstLine="0"/>
-              <w:jc w:val="center"/>
-              <w:rPr>
-                <w:rFonts w:ascii="宋体" w:hAnsi="宋体"/>
-              </w:rPr>
-            </w:pPr>
-          </w:p>
-          <w:p>
-            <w:pPr>
-              <w:ind w:firstLineChars="0" w:firstLine="0"/>
-              <w:jc w:val="center"/>
-              <w:rPr>
-                <w:rFonts w:ascii="宋体" w:hAnsi="宋体"/>
-              </w:rPr>
-            </w:pPr>
-          </w:p>
-          <w:p>
-            <w:pPr>
-              <w:ind w:firstLineChars="0" w:firstLine="0"/>
-              <w:jc w:val="center"/>
-              <w:rPr>
-                <w:rFonts w:ascii="宋体" w:hAnsi="宋体"/>
+                <w:rFonts w:ascii="宋体" w:hAnsi="宋体" w:hint="eastAsia"/>
+              </w:rPr>
+            </w:pPr>
+          </w:p>
+          <w:p>
+            <w:pPr>
+              <w:ind w:firstLineChars="0" w:firstLine="0"/>
+              <w:jc w:val="center"/>
+              <w:rPr>
+                <w:rFonts w:ascii="宋体" w:hAnsi="宋体" w:hint="eastAsia"/>
+              </w:rPr>
+            </w:pPr>
+          </w:p>
+          <w:p>
+            <w:pPr>
+              <w:ind w:firstLineChars="0" w:firstLine="0"/>
+              <w:jc w:val="center"/>
+              <w:rPr>
+                <w:rFonts w:ascii="宋体" w:hAnsi="宋体" w:hint="eastAsia"/>
+              </w:rPr>
+            </w:pPr>
+          </w:p>
+          <w:p>
+            <w:pPr>
+              <w:ind w:firstLineChars="0" w:firstLine="0"/>
+              <w:jc w:val="center"/>
+              <w:rPr>
+                <w:rFonts w:ascii="宋体" w:hAnsi="宋体" w:hint="eastAsia"/>
+              </w:rPr>
+            </w:pPr>
+          </w:p>
+          <w:p>
+            <w:pPr>
+              <w:ind w:firstLineChars="0" w:firstLine="0"/>
+              <w:jc w:val="center"/>
+              <w:rPr>
+                <w:rFonts w:ascii="宋体" w:hAnsi="宋体" w:hint="eastAsia"/>
+              </w:rPr>
+            </w:pPr>
+          </w:p>
+          <w:p>
+            <w:pPr>
+              <w:ind w:firstLineChars="0" w:firstLine="0"/>
+              <w:jc w:val="center"/>
+              <w:rPr>
+                <w:rFonts w:ascii="宋体" w:hAnsi="宋体" w:hint="eastAsia"/>
+              </w:rPr>
+            </w:pPr>
+          </w:p>
+          <w:p>
+            <w:pPr>
+              <w:ind w:firstLineChars="0" w:firstLine="0"/>
+              <w:jc w:val="center"/>
+              <w:rPr>
+                <w:rFonts w:ascii="宋体" w:hAnsi="宋体" w:hint="eastAsia"/>
+              </w:rPr>
+            </w:pPr>
+          </w:p>
+          <w:p>
+            <w:pPr>
+              <w:ind w:firstLineChars="0" w:firstLine="0"/>
+              <w:jc w:val="center"/>
+              <w:rPr>
+                <w:rFonts w:ascii="宋体" w:hAnsi="宋体" w:hint="eastAsia"/>
+              </w:rPr>
+            </w:pPr>
+          </w:p>
+          <w:p>
+            <w:pPr>
+              <w:ind w:firstLineChars="0" w:firstLine="0"/>
+              <w:jc w:val="center"/>
+              <w:rPr>
+                <w:rFonts w:ascii="宋体" w:hAnsi="宋体" w:hint="eastAsia"/>
+              </w:rPr>
+            </w:pPr>
+          </w:p>
+          <w:p>
+            <w:pPr>
+              <w:ind w:firstLineChars="0" w:firstLine="0"/>
+              <w:jc w:val="center"/>
+              <w:rPr>
+                <w:rFonts w:ascii="宋体" w:hAnsi="宋体" w:hint="eastAsia"/>
+              </w:rPr>
+            </w:pPr>
+          </w:p>
+          <w:p>
+            <w:pPr>
+              <w:ind w:firstLineChars="0" w:firstLine="0"/>
+              <w:jc w:val="center"/>
+              <w:rPr>
+                <w:rFonts w:ascii="宋体" w:hAnsi="宋体" w:hint="eastAsia"/>
+              </w:rPr>
+            </w:pPr>
+          </w:p>
+          <w:p>
+            <w:pPr>
+              <w:ind w:firstLineChars="0" w:firstLine="0"/>
+              <w:jc w:val="center"/>
+              <w:rPr>
+                <w:rFonts w:ascii="宋体" w:hAnsi="宋体" w:hint="eastAsia"/>
+              </w:rPr>
+            </w:pPr>
+          </w:p>
+          <w:p>
+            <w:pPr>
+              <w:ind w:firstLineChars="0" w:firstLine="0"/>
+              <w:jc w:val="center"/>
+              <w:rPr>
+                <w:rFonts w:ascii="宋体" w:hAnsi="宋体" w:hint="eastAsia"/>
+              </w:rPr>
+            </w:pPr>
+          </w:p>
+          <w:p>
+            <w:pPr>
+              <w:ind w:firstLineChars="0" w:firstLine="0"/>
+              <w:jc w:val="center"/>
+              <w:rPr>
+                <w:rFonts w:ascii="宋体" w:hAnsi="宋体" w:hint="eastAsia"/>
+              </w:rPr>
+            </w:pPr>
+          </w:p>
+          <w:p>
+            <w:pPr>
+              <w:ind w:firstLineChars="0" w:firstLine="0"/>
+              <w:jc w:val="center"/>
+              <w:rPr>
+                <w:rFonts w:ascii="宋体" w:hAnsi="宋体" w:hint="eastAsia"/>
+              </w:rPr>
+            </w:pPr>
+          </w:p>
+          <w:p>
+            <w:pPr>
+              <w:ind w:firstLineChars="0" w:firstLine="0"/>
+              <w:jc w:val="center"/>
+              <w:rPr>
+                <w:rFonts w:ascii="宋体" w:hAnsi="宋体" w:hint="eastAsia"/>
+              </w:rPr>
+            </w:pPr>
+          </w:p>
+          <w:p>
+            <w:pPr>
+              <w:ind w:firstLineChars="0" w:firstLine="0"/>
+              <w:jc w:val="center"/>
+              <w:rPr>
+                <w:rFonts w:ascii="宋体" w:hAnsi="宋体" w:hint="eastAsia"/>
+              </w:rPr>
+            </w:pPr>
+          </w:p>
+          <w:p>
+            <w:pPr>
+              <w:ind w:firstLineChars="0" w:firstLine="0"/>
+              <w:jc w:val="center"/>
+              <w:rPr>
+                <w:rFonts w:ascii="宋体" w:hAnsi="宋体" w:hint="eastAsia"/>
+              </w:rPr>
+            </w:pPr>
+          </w:p>
+          <w:p>
+            <w:pPr>
+              <w:ind w:firstLineChars="0" w:firstLine="0"/>
+              <w:jc w:val="center"/>
+              <w:rPr>
+                <w:rFonts w:ascii="宋体" w:hAnsi="宋体" w:hint="eastAsia"/>
+              </w:rPr>
+            </w:pPr>
+          </w:p>
+          <w:p>
+            <w:pPr>
+              <w:ind w:firstLineChars="0" w:firstLine="0"/>
+              <w:jc w:val="center"/>
+              <w:rPr>
+                <w:rFonts w:ascii="宋体" w:hAnsi="宋体" w:hint="eastAsia"/>
+              </w:rPr>
+            </w:pPr>
+          </w:p>
+          <w:p>
+            <w:pPr>
+              <w:ind w:firstLineChars="0" w:firstLine="0"/>
+              <w:jc w:val="center"/>
+              <w:rPr>
+                <w:rFonts w:ascii="宋体" w:hAnsi="宋体" w:hint="eastAsia"/>
+              </w:rPr>
+            </w:pPr>
+          </w:p>
+          <w:p>
+            <w:pPr>
+              <w:ind w:firstLineChars="0" w:firstLine="0"/>
+              <w:jc w:val="center"/>
+              <w:rPr>
+                <w:rFonts w:ascii="宋体" w:hAnsi="宋体" w:hint="eastAsia"/>
+              </w:rPr>
+            </w:pPr>
+          </w:p>
+          <w:p>
+            <w:pPr>
+              <w:ind w:firstLineChars="0" w:firstLine="0"/>
+              <w:jc w:val="center"/>
+              <w:rPr>
+                <w:rFonts w:ascii="宋体" w:hAnsi="宋体" w:hint="eastAsia"/>
+              </w:rPr>
+            </w:pPr>
+          </w:p>
+          <w:p>
+            <w:pPr>
+              <w:ind w:firstLineChars="0" w:firstLine="0"/>
+              <w:jc w:val="center"/>
+              <w:rPr>
+                <w:rFonts w:ascii="宋体" w:hAnsi="宋体" w:hint="eastAsia"/>
+              </w:rPr>
+            </w:pPr>
+          </w:p>
+          <w:p>
+            <w:pPr>
+              <w:ind w:firstLineChars="0" w:firstLine="0"/>
+              <w:jc w:val="center"/>
+              <w:rPr>
+                <w:rFonts w:ascii="宋体" w:hAnsi="宋体" w:hint="eastAsia"/>
+              </w:rPr>
+            </w:pPr>
+          </w:p>
+          <w:p>
+            <w:pPr>
+              <w:ind w:firstLineChars="0" w:firstLine="0"/>
+              <w:jc w:val="center"/>
+              <w:rPr>
+                <w:rFonts w:ascii="宋体" w:hAnsi="宋体" w:hint="eastAsia"/>
+              </w:rPr>
+            </w:pPr>
+          </w:p>
+          <w:p>
+            <w:pPr>
+              <w:ind w:firstLineChars="0" w:firstLine="0"/>
+              <w:jc w:val="center"/>
+              <w:rPr>
+                <w:rFonts w:ascii="宋体" w:hAnsi="宋体" w:hint="eastAsia"/>
+              </w:rPr>
+            </w:pPr>
+          </w:p>
+          <w:p>
+            <w:pPr>
+              <w:ind w:firstLineChars="0" w:firstLine="0"/>
+              <w:jc w:val="center"/>
+              <w:rPr>
+                <w:rFonts w:ascii="宋体" w:hAnsi="宋体" w:hint="eastAsia"/>
+              </w:rPr>
+            </w:pPr>
+          </w:p>
+          <w:p>
+            <w:pPr>
+              <w:ind w:firstLineChars="0" w:firstLine="0"/>
+              <w:jc w:val="center"/>
+              <w:rPr>
+                <w:rFonts w:ascii="宋体" w:hAnsi="宋体" w:hint="eastAsia"/>
               </w:rPr>
             </w:pPr>
           </w:p>
